--- a/aws day 6.docx
+++ b/aws day 6.docx
@@ -145,6 +145,7 @@
       </w:pPr>
       <w:r>
         <w:rPr>
+          <w:noProof/>
           <w:lang w:val="en-US"/>
         </w:rPr>
         <w:drawing>
@@ -163,7 +164,7 @@
                     <pic:cNvPicPr/>
                   </pic:nvPicPr>
                   <pic:blipFill>
-                    <a:blip r:embed="rId5"/>
+                    <a:blip r:embed="rId7"/>
                     <a:stretch>
                       <a:fillRect/>
                     </a:stretch>
@@ -192,6 +193,7 @@
       </w:pPr>
       <w:r>
         <w:rPr>
+          <w:noProof/>
           <w:lang w:val="en-US"/>
         </w:rPr>
         <w:lastRenderedPageBreak/>
@@ -211,7 +213,7 @@
                     <pic:cNvPicPr/>
                   </pic:nvPicPr>
                   <pic:blipFill>
-                    <a:blip r:embed="rId6"/>
+                    <a:blip r:embed="rId8"/>
                     <a:stretch>
                       <a:fillRect/>
                     </a:stretch>
@@ -280,7 +282,15 @@
     </w:p>
     <w:p>
       <w:r>
-        <w:t xml:space="preserve">For now </w:t>
+        <w:t xml:space="preserve">For </w:t>
+      </w:r>
+      <w:proofErr w:type="gramStart"/>
+      <w:r>
+        <w:t>now</w:t>
+      </w:r>
+      <w:proofErr w:type="gramEnd"/>
+      <w:r>
+        <w:t xml:space="preserve"> </w:t>
       </w:r>
       <w:r>
         <w:t>snapshot is like a making backup of your instance</w:t>
@@ -300,6 +310,7 @@
       </w:pPr>
       <w:r>
         <w:rPr>
+          <w:noProof/>
           <w:lang w:val="en-US"/>
         </w:rPr>
         <w:drawing>
@@ -318,7 +329,7 @@
                     <pic:cNvPicPr/>
                   </pic:nvPicPr>
                   <pic:blipFill>
-                    <a:blip r:embed="rId7"/>
+                    <a:blip r:embed="rId9"/>
                     <a:stretch>
                       <a:fillRect/>
                     </a:stretch>
@@ -354,6 +365,7 @@
       </w:r>
       <w:r>
         <w:rPr>
+          <w:noProof/>
           <w:lang w:val="en-US"/>
         </w:rPr>
         <w:drawing>
@@ -372,7 +384,7 @@
                     <pic:cNvPicPr/>
                   </pic:nvPicPr>
                   <pic:blipFill>
-                    <a:blip r:embed="rId8"/>
+                    <a:blip r:embed="rId10"/>
                     <a:stretch>
                       <a:fillRect/>
                     </a:stretch>
@@ -779,17 +791,28 @@
       </w:r>
     </w:p>
     <w:p>
+      <w:proofErr w:type="spellStart"/>
       <w:r>
         <w:t>lsblk</w:t>
       </w:r>
-    </w:p>
-    <w:p>
-      <w:r>
-        <w:rPr>
-          <w:b/>
-          <w:bCs/>
-        </w:rPr>
-        <w:t>lsblk = List Block Devices</w:t>
+      <w:proofErr w:type="spellEnd"/>
+    </w:p>
+    <w:p>
+      <w:proofErr w:type="spellStart"/>
+      <w:r>
+        <w:rPr>
+          <w:b/>
+          <w:bCs/>
+        </w:rPr>
+        <w:t>lsblk</w:t>
+      </w:r>
+      <w:proofErr w:type="spellEnd"/>
+      <w:r>
+        <w:rPr>
+          <w:b/>
+          <w:bCs/>
+        </w:rPr>
+        <w:t xml:space="preserve"> = List Block Devices</w:t>
       </w:r>
     </w:p>
     <w:p>
@@ -805,7 +828,15 @@
     </w:p>
     <w:p>
       <w:r>
-        <w:t>6. fdisk /</w:t>
+        <w:t xml:space="preserve">6. </w:t>
+      </w:r>
+      <w:proofErr w:type="spellStart"/>
+      <w:r>
+        <w:t>fdisk</w:t>
+      </w:r>
+      <w:proofErr w:type="spellEnd"/>
+      <w:r>
+        <w:t xml:space="preserve"> /</w:t>
       </w:r>
       <w:r>
         <w:t>&lt;</w:t>
@@ -828,6 +859,7 @@
         <w:rPr>
           <w:b/>
           <w:bCs/>
+          <w:noProof/>
         </w:rPr>
         <w:drawing>
           <wp:inline distT="0" distB="0" distL="0" distR="0" wp14:anchorId="111C3BB1" wp14:editId="2B87A6B2">
@@ -845,7 +877,7 @@
                     <pic:cNvPicPr/>
                   </pic:nvPicPr>
                   <pic:blipFill>
-                    <a:blip r:embed="rId9"/>
+                    <a:blip r:embed="rId11"/>
                     <a:stretch>
                       <a:fillRect/>
                     </a:stretch>
@@ -874,17 +906,31 @@
       </w:r>
     </w:p>
     <w:p>
-      <w:r>
-        <w:t>df -h</w:t>
-      </w:r>
-    </w:p>
-    <w:p>
-      <w:r>
-        <w:rPr>
-          <w:b/>
-          <w:bCs/>
-        </w:rPr>
-        <w:t>df = Disk Free</w:t>
+      <w:proofErr w:type="spellStart"/>
+      <w:r>
+        <w:t>df</w:t>
+      </w:r>
+      <w:proofErr w:type="spellEnd"/>
+      <w:r>
+        <w:t xml:space="preserve"> -h</w:t>
+      </w:r>
+    </w:p>
+    <w:p>
+      <w:proofErr w:type="spellStart"/>
+      <w:r>
+        <w:rPr>
+          <w:b/>
+          <w:bCs/>
+        </w:rPr>
+        <w:t>df</w:t>
+      </w:r>
+      <w:proofErr w:type="spellEnd"/>
+      <w:r>
+        <w:rPr>
+          <w:b/>
+          <w:bCs/>
+        </w:rPr>
+        <w:t xml:space="preserve"> = Disk Free</w:t>
       </w:r>
     </w:p>
     <w:p>
@@ -902,7 +948,7 @@
     <w:p>
       <w:r>
         <w:pict w14:anchorId="20AB0056">
-          <v:rect id="_x0000_i1031" style="width:0;height:1.5pt" o:hralign="center" o:hrstd="t" o:hr="t" fillcolor="#a0a0a0" stroked="f"/>
+          <v:rect id="_x0000_i1025" style="width:0;height:1.5pt" o:hralign="center" o:hrstd="t" o:hr="t" fillcolor="#a0a0a0" stroked="f"/>
         </w:pict>
       </w:r>
     </w:p>
@@ -927,7 +973,55 @@
           <w:b/>
           <w:bCs/>
         </w:rPr>
-        <w:t>"First launch an EC2 instance. Then create and attach an EBS volume. Connect to the instance, check the volume using lsblk, format it using mkfs, create a directory using mkdir, and mount the volume using mount. After mounting, the new storage can be used by Linux."</w:t>
+        <w:t xml:space="preserve">"First launch an EC2 instance. Then create and attach an EBS volume. Connect to the instance, check the volume using </w:t>
+      </w:r>
+      <w:proofErr w:type="spellStart"/>
+      <w:r>
+        <w:rPr>
+          <w:b/>
+          <w:bCs/>
+        </w:rPr>
+        <w:t>lsblk</w:t>
+      </w:r>
+      <w:proofErr w:type="spellEnd"/>
+      <w:r>
+        <w:rPr>
+          <w:b/>
+          <w:bCs/>
+        </w:rPr>
+        <w:t xml:space="preserve">, format it using </w:t>
+      </w:r>
+      <w:proofErr w:type="spellStart"/>
+      <w:r>
+        <w:rPr>
+          <w:b/>
+          <w:bCs/>
+        </w:rPr>
+        <w:t>mkfs</w:t>
+      </w:r>
+      <w:proofErr w:type="spellEnd"/>
+      <w:r>
+        <w:rPr>
+          <w:b/>
+          <w:bCs/>
+        </w:rPr>
+        <w:t xml:space="preserve">, create a directory using </w:t>
+      </w:r>
+      <w:proofErr w:type="spellStart"/>
+      <w:r>
+        <w:rPr>
+          <w:b/>
+          <w:bCs/>
+        </w:rPr>
+        <w:t>mkdir</w:t>
+      </w:r>
+      <w:proofErr w:type="spellEnd"/>
+      <w:r>
+        <w:rPr>
+          <w:b/>
+          <w:bCs/>
+        </w:rPr>
+        <w:t>, and mount the volume using mount. After mounting, the new storage can be used by Linux."</w:t>
       </w:r>
       <w:r>
         <w:t xml:space="preserve"> </w:t>
@@ -965,7 +1059,71 @@
           <w:b/>
           <w:bCs/>
         </w:rPr>
-        <w:t>Create Volume → Attach Volume → lsblk → mkfs → mkdir → mount → df -h</w:t>
+        <w:t xml:space="preserve">Create Volume → Attach Volume → </w:t>
+      </w:r>
+      <w:proofErr w:type="spellStart"/>
+      <w:r>
+        <w:rPr>
+          <w:b/>
+          <w:bCs/>
+        </w:rPr>
+        <w:t>lsblk</w:t>
+      </w:r>
+      <w:proofErr w:type="spellEnd"/>
+      <w:r>
+        <w:rPr>
+          <w:b/>
+          <w:bCs/>
+        </w:rPr>
+        <w:t xml:space="preserve"> → </w:t>
+      </w:r>
+      <w:proofErr w:type="spellStart"/>
+      <w:r>
+        <w:rPr>
+          <w:b/>
+          <w:bCs/>
+        </w:rPr>
+        <w:t>mkfs</w:t>
+      </w:r>
+      <w:proofErr w:type="spellEnd"/>
+      <w:r>
+        <w:rPr>
+          <w:b/>
+          <w:bCs/>
+        </w:rPr>
+        <w:t xml:space="preserve"> → </w:t>
+      </w:r>
+      <w:proofErr w:type="spellStart"/>
+      <w:r>
+        <w:rPr>
+          <w:b/>
+          <w:bCs/>
+        </w:rPr>
+        <w:t>mkdir</w:t>
+      </w:r>
+      <w:proofErr w:type="spellEnd"/>
+      <w:r>
+        <w:rPr>
+          <w:b/>
+          <w:bCs/>
+        </w:rPr>
+        <w:t xml:space="preserve"> → mount → </w:t>
+      </w:r>
+      <w:proofErr w:type="spellStart"/>
+      <w:r>
+        <w:rPr>
+          <w:b/>
+          <w:bCs/>
+        </w:rPr>
+        <w:t>df</w:t>
+      </w:r>
+      <w:proofErr w:type="spellEnd"/>
+      <w:r>
+        <w:rPr>
+          <w:b/>
+          <w:bCs/>
+        </w:rPr>
+        <w:t xml:space="preserve"> -h</w:t>
       </w:r>
       <w:r>
         <w:t xml:space="preserve"> </w:t>
@@ -1013,20 +1171,37 @@
           <w:b/>
           <w:bCs/>
         </w:rPr>
-        <w:t xml:space="preserve">Launch ec2 instnace </w:t>
-      </w:r>
-    </w:p>
-    <w:p>
-      <w:pPr>
-        <w:rPr>
-          <w:b/>
-          <w:bCs/>
-        </w:rPr>
-      </w:pPr>
-      <w:r>
-        <w:rPr>
-          <w:b/>
-          <w:bCs/>
+        <w:t xml:space="preserve">Launch ec2 </w:t>
+      </w:r>
+      <w:proofErr w:type="spellStart"/>
+      <w:r>
+        <w:rPr>
+          <w:b/>
+          <w:bCs/>
+        </w:rPr>
+        <w:t>instnace</w:t>
+      </w:r>
+      <w:proofErr w:type="spellEnd"/>
+      <w:r>
+        <w:rPr>
+          <w:b/>
+          <w:bCs/>
+        </w:rPr>
+        <w:t xml:space="preserve"> </w:t>
+      </w:r>
+    </w:p>
+    <w:p>
+      <w:pPr>
+        <w:rPr>
+          <w:b/>
+          <w:bCs/>
+        </w:rPr>
+      </w:pPr>
+      <w:r>
+        <w:rPr>
+          <w:b/>
+          <w:bCs/>
+          <w:noProof/>
         </w:rPr>
         <w:drawing>
           <wp:inline distT="0" distB="0" distL="0" distR="0" wp14:anchorId="6A1B9E2B" wp14:editId="408FBE33">
@@ -1044,7 +1219,7 @@
                     <pic:cNvPicPr/>
                   </pic:nvPicPr>
                   <pic:blipFill>
-                    <a:blip r:embed="rId10"/>
+                    <a:blip r:embed="rId12"/>
                     <a:stretch>
                       <a:fillRect/>
                     </a:stretch>
@@ -1077,14 +1252,2360 @@
           <w:b/>
           <w:bCs/>
         </w:rPr>
-        <w:t>54</w:t>
-      </w:r>
-      <w:r>
-        <w:rPr>
-          <w:b/>
-          <w:bCs/>
-        </w:rPr>
-        <w:t>.21</w:t>
+        <w:lastRenderedPageBreak/>
+        <w:drawing>
+          <wp:inline distT="0" distB="0" distL="0" distR="0" wp14:anchorId="081D70DF" wp14:editId="6C7FE02B">
+            <wp:extent cx="4419983" cy="1051651"/>
+            <wp:effectExtent l="0" t="0" r="0" b="0"/>
+            <wp:docPr id="896502142" name="Picture 1"/>
+            <wp:cNvGraphicFramePr>
+              <a:graphicFrameLocks xmlns:a="http://schemas.openxmlformats.org/drawingml/2006/main" noChangeAspect="1"/>
+            </wp:cNvGraphicFramePr>
+            <a:graphic xmlns:a="http://schemas.openxmlformats.org/drawingml/2006/main">
+              <a:graphicData uri="http://schemas.openxmlformats.org/drawingml/2006/picture">
+                <pic:pic xmlns:pic="http://schemas.openxmlformats.org/drawingml/2006/picture">
+                  <pic:nvPicPr>
+                    <pic:cNvPr id="896502142" name=""/>
+                    <pic:cNvPicPr/>
+                  </pic:nvPicPr>
+                  <pic:blipFill>
+                    <a:blip r:embed="rId13"/>
+                    <a:stretch>
+                      <a:fillRect/>
+                    </a:stretch>
+                  </pic:blipFill>
+                  <pic:spPr>
+                    <a:xfrm>
+                      <a:off x="0" y="0"/>
+                      <a:ext cx="4419983" cy="1051651"/>
+                    </a:xfrm>
+                    <a:prstGeom prst="rect">
+                      <a:avLst/>
+                    </a:prstGeom>
+                  </pic:spPr>
+                </pic:pic>
+              </a:graphicData>
+            </a:graphic>
+          </wp:inline>
+        </w:drawing>
+      </w:r>
+      <w:r>
+        <w:rPr>
+          <w:b/>
+          <w:bCs/>
+        </w:rPr>
+        <w:t xml:space="preserve"> </w:t>
+      </w:r>
+      <w:r>
+        <w:rPr>
+          <w:b/>
+          <w:bCs/>
+        </w:rPr>
+        <w:t>1</w:t>
+      </w:r>
+      <w:r>
+        <w:rPr>
+          <w:b/>
+          <w:bCs/>
+          <w:vertAlign w:val="superscript"/>
+        </w:rPr>
+        <w:t>st</w:t>
+      </w:r>
+      <w:r>
+        <w:rPr>
+          <w:b/>
+          <w:bCs/>
+        </w:rPr>
+        <w:t xml:space="preserve"> partition name is </w:t>
+      </w:r>
+      <w:proofErr w:type="spellStart"/>
+      <w:r>
+        <w:rPr>
+          <w:b/>
+          <w:bCs/>
+        </w:rPr>
+        <w:t>xvdf</w:t>
+      </w:r>
+      <w:proofErr w:type="spellEnd"/>
+      <w:r>
+        <w:rPr>
+          <w:b/>
+          <w:bCs/>
+        </w:rPr>
+        <w:t xml:space="preserve"> so we will write </w:t>
+      </w:r>
+    </w:p>
+    <w:p>
+      <w:pPr>
+        <w:rPr>
+          <w:b/>
+          <w:bCs/>
+        </w:rPr>
+      </w:pPr>
+      <w:proofErr w:type="spellStart"/>
+      <w:r>
+        <w:rPr>
+          <w:b/>
+          <w:bCs/>
+        </w:rPr>
+        <w:t>Mkfs.xfs</w:t>
+      </w:r>
+      <w:proofErr w:type="spellEnd"/>
+      <w:r>
+        <w:rPr>
+          <w:b/>
+          <w:bCs/>
+        </w:rPr>
+        <w:t xml:space="preserve"> /dev/xvdf1 </w:t>
+      </w:r>
+    </w:p>
+    <w:p>
+      <w:pPr>
+        <w:rPr>
+          <w:b/>
+          <w:bCs/>
+        </w:rPr>
+      </w:pPr>
+      <w:r>
+        <w:rPr>
+          <w:b/>
+          <w:bCs/>
+        </w:rPr>
+        <w:drawing>
+          <wp:inline distT="0" distB="0" distL="0" distR="0" wp14:anchorId="08346E93" wp14:editId="4088D3B3">
+            <wp:extent cx="5731510" cy="3174365"/>
+            <wp:effectExtent l="0" t="0" r="2540" b="6985"/>
+            <wp:docPr id="1750475734" name="Picture 1"/>
+            <wp:cNvGraphicFramePr>
+              <a:graphicFrameLocks xmlns:a="http://schemas.openxmlformats.org/drawingml/2006/main" noChangeAspect="1"/>
+            </wp:cNvGraphicFramePr>
+            <a:graphic xmlns:a="http://schemas.openxmlformats.org/drawingml/2006/main">
+              <a:graphicData uri="http://schemas.openxmlformats.org/drawingml/2006/picture">
+                <pic:pic xmlns:pic="http://schemas.openxmlformats.org/drawingml/2006/picture">
+                  <pic:nvPicPr>
+                    <pic:cNvPr id="1750475734" name=""/>
+                    <pic:cNvPicPr/>
+                  </pic:nvPicPr>
+                  <pic:blipFill>
+                    <a:blip r:embed="rId14"/>
+                    <a:stretch>
+                      <a:fillRect/>
+                    </a:stretch>
+                  </pic:blipFill>
+                  <pic:spPr>
+                    <a:xfrm>
+                      <a:off x="0" y="0"/>
+                      <a:ext cx="5731510" cy="3174365"/>
+                    </a:xfrm>
+                    <a:prstGeom prst="rect">
+                      <a:avLst/>
+                    </a:prstGeom>
+                  </pic:spPr>
+                </pic:pic>
+              </a:graphicData>
+            </a:graphic>
+          </wp:inline>
+        </w:drawing>
+      </w:r>
+    </w:p>
+    <w:p>
+      <w:pPr>
+        <w:rPr>
+          <w:b/>
+          <w:bCs/>
+        </w:rPr>
+      </w:pPr>
+      <w:r>
+        <w:rPr>
+          <w:b/>
+          <w:bCs/>
+        </w:rPr>
+        <w:t xml:space="preserve">Same for xvdf2 </w:t>
+      </w:r>
+      <w:proofErr w:type="spellStart"/>
+      <w:r>
+        <w:rPr>
+          <w:b/>
+          <w:bCs/>
+        </w:rPr>
+        <w:t>xvdf</w:t>
+      </w:r>
+      <w:proofErr w:type="spellEnd"/>
+      <w:r>
+        <w:rPr>
+          <w:b/>
+          <w:bCs/>
+        </w:rPr>
+        <w:t xml:space="preserve"> 3 </w:t>
+      </w:r>
+      <w:proofErr w:type="spellStart"/>
+      <w:r>
+        <w:rPr>
+          <w:b/>
+          <w:bCs/>
+        </w:rPr>
+        <w:t>xvdf</w:t>
+      </w:r>
+      <w:proofErr w:type="spellEnd"/>
+      <w:r>
+        <w:rPr>
+          <w:b/>
+          <w:bCs/>
+        </w:rPr>
+        <w:t xml:space="preserve"> 4 </w:t>
+      </w:r>
+      <w:proofErr w:type="spellStart"/>
+      <w:r>
+        <w:rPr>
+          <w:b/>
+          <w:bCs/>
+        </w:rPr>
+        <w:t>xvdf</w:t>
+      </w:r>
+      <w:proofErr w:type="spellEnd"/>
+      <w:r>
+        <w:rPr>
+          <w:b/>
+          <w:bCs/>
+        </w:rPr>
+        <w:t xml:space="preserve"> 5 </w:t>
+      </w:r>
+      <w:proofErr w:type="spellStart"/>
+      <w:r>
+        <w:rPr>
+          <w:b/>
+          <w:bCs/>
+        </w:rPr>
+        <w:t>xvdf</w:t>
+      </w:r>
+      <w:proofErr w:type="spellEnd"/>
+      <w:r>
+        <w:rPr>
+          <w:b/>
+          <w:bCs/>
+        </w:rPr>
+        <w:t xml:space="preserve"> 6 etc </w:t>
+      </w:r>
+    </w:p>
+    <w:p>
+      <w:pPr>
+        <w:rPr>
+          <w:b/>
+          <w:bCs/>
+        </w:rPr>
+      </w:pPr>
+    </w:p>
+    <w:p>
+      <w:pPr>
+        <w:rPr>
+          <w:b/>
+          <w:bCs/>
+        </w:rPr>
+      </w:pPr>
+      <w:r>
+        <w:rPr>
+          <w:b/>
+          <w:bCs/>
+        </w:rPr>
+        <w:drawing>
+          <wp:inline distT="0" distB="0" distL="0" distR="0" wp14:anchorId="2B7733DE" wp14:editId="170D8BF1">
+            <wp:extent cx="5731510" cy="1312545"/>
+            <wp:effectExtent l="0" t="0" r="2540" b="1905"/>
+            <wp:docPr id="415824905" name="Picture 1"/>
+            <wp:cNvGraphicFramePr>
+              <a:graphicFrameLocks xmlns:a="http://schemas.openxmlformats.org/drawingml/2006/main" noChangeAspect="1"/>
+            </wp:cNvGraphicFramePr>
+            <a:graphic xmlns:a="http://schemas.openxmlformats.org/drawingml/2006/main">
+              <a:graphicData uri="http://schemas.openxmlformats.org/drawingml/2006/picture">
+                <pic:pic xmlns:pic="http://schemas.openxmlformats.org/drawingml/2006/picture">
+                  <pic:nvPicPr>
+                    <pic:cNvPr id="415824905" name=""/>
+                    <pic:cNvPicPr/>
+                  </pic:nvPicPr>
+                  <pic:blipFill>
+                    <a:blip r:embed="rId15"/>
+                    <a:stretch>
+                      <a:fillRect/>
+                    </a:stretch>
+                  </pic:blipFill>
+                  <pic:spPr>
+                    <a:xfrm>
+                      <a:off x="0" y="0"/>
+                      <a:ext cx="5731510" cy="1312545"/>
+                    </a:xfrm>
+                    <a:prstGeom prst="rect">
+                      <a:avLst/>
+                    </a:prstGeom>
+                  </pic:spPr>
+                </pic:pic>
+              </a:graphicData>
+            </a:graphic>
+          </wp:inline>
+        </w:drawing>
+      </w:r>
+      <w:r>
+        <w:rPr>
+          <w:b/>
+          <w:bCs/>
+        </w:rPr>
+        <w:t xml:space="preserve"> </w:t>
+      </w:r>
+    </w:p>
+    <w:p>
+      <w:pPr>
+        <w:rPr>
+          <w:b/>
+          <w:bCs/>
+        </w:rPr>
+      </w:pPr>
+      <w:proofErr w:type="spellStart"/>
+      <w:r>
+        <w:rPr>
+          <w:b/>
+          <w:bCs/>
+        </w:rPr>
+        <w:t>Blkid</w:t>
+      </w:r>
+      <w:proofErr w:type="spellEnd"/>
+      <w:r>
+        <w:rPr>
+          <w:b/>
+          <w:bCs/>
+        </w:rPr>
+        <w:t xml:space="preserve"> to check</w:t>
+      </w:r>
+    </w:p>
+    <w:p>
+      <w:pPr>
+        <w:rPr>
+          <w:b/>
+          <w:bCs/>
+        </w:rPr>
+      </w:pPr>
+      <w:r>
+        <w:rPr>
+          <w:b/>
+          <w:bCs/>
+        </w:rPr>
+        <w:t xml:space="preserve">We successfully formatted the partition. By running </w:t>
+      </w:r>
+      <w:proofErr w:type="gramStart"/>
+      <w:r>
+        <w:rPr>
+          <w:b/>
+          <w:bCs/>
+          <w:color w:val="92D050"/>
+          <w:sz w:val="40"/>
+          <w:szCs w:val="40"/>
+        </w:rPr>
+        <w:t>mkfs.ext</w:t>
+      </w:r>
+      <w:proofErr w:type="gramEnd"/>
+      <w:r>
+        <w:rPr>
+          <w:b/>
+          <w:bCs/>
+          <w:color w:val="92D050"/>
+          <w:sz w:val="40"/>
+          <w:szCs w:val="40"/>
+        </w:rPr>
+        <w:t>4</w:t>
+      </w:r>
+      <w:r>
+        <w:rPr>
+          <w:b/>
+          <w:bCs/>
+        </w:rPr>
+        <w:t>, we created an Ext4 filesystem on the partition. Now the partition is ready to store files, but it is not yet usable until we mount it."</w:t>
+      </w:r>
+    </w:p>
+    <w:p>
+      <w:pPr>
+        <w:rPr>
+          <w:b/>
+          <w:bCs/>
+        </w:rPr>
+      </w:pPr>
+      <w:r>
+        <w:rPr>
+          <w:b/>
+          <w:bCs/>
+        </w:rPr>
+        <w:t>Short version:</w:t>
+      </w:r>
+    </w:p>
+    <w:p>
+      <w:pPr>
+        <w:rPr>
+          <w:b/>
+          <w:bCs/>
+        </w:rPr>
+      </w:pPr>
+      <w:r>
+        <w:rPr>
+          <w:b/>
+          <w:bCs/>
+        </w:rPr>
+        <w:lastRenderedPageBreak/>
+        <w:t xml:space="preserve">Partition Created </w:t>
+      </w:r>
+      <w:r>
+        <w:rPr>
+          <w:rFonts w:ascii="Segoe UI Emoji" w:hAnsi="Segoe UI Emoji" w:cs="Segoe UI Emoji"/>
+          <w:b/>
+          <w:bCs/>
+        </w:rPr>
+        <w:t>✅</w:t>
+      </w:r>
+      <w:r>
+        <w:rPr>
+          <w:b/>
+          <w:bCs/>
+        </w:rPr>
+        <w:br/>
+        <w:t xml:space="preserve">Filesystem Created (Format) </w:t>
+      </w:r>
+      <w:r>
+        <w:rPr>
+          <w:rFonts w:ascii="Segoe UI Emoji" w:hAnsi="Segoe UI Emoji" w:cs="Segoe UI Emoji"/>
+          <w:b/>
+          <w:bCs/>
+        </w:rPr>
+        <w:t>✅</w:t>
+      </w:r>
+      <w:r>
+        <w:rPr>
+          <w:b/>
+          <w:bCs/>
+        </w:rPr>
+        <w:br/>
+        <w:t xml:space="preserve">Mount Pending </w:t>
+      </w:r>
+      <w:r>
+        <w:rPr>
+          <w:rFonts w:ascii="Segoe UI Emoji" w:hAnsi="Segoe UI Emoji" w:cs="Segoe UI Emoji"/>
+          <w:b/>
+          <w:bCs/>
+        </w:rPr>
+        <w:t>⏳</w:t>
+      </w:r>
+    </w:p>
+    <w:p>
+      <w:pPr>
+        <w:rPr>
+          <w:b/>
+          <w:bCs/>
+          <w:color w:val="EE0000"/>
+          <w:sz w:val="52"/>
+          <w:szCs w:val="52"/>
+        </w:rPr>
+      </w:pPr>
+      <w:r>
+        <w:rPr>
+          <w:b/>
+          <w:bCs/>
+          <w:color w:val="EE0000"/>
+          <w:sz w:val="52"/>
+          <w:szCs w:val="52"/>
+        </w:rPr>
+        <w:t xml:space="preserve">But what is this </w:t>
+      </w:r>
+      <w:proofErr w:type="spellStart"/>
+      <w:r>
+        <w:rPr>
+          <w:b/>
+          <w:bCs/>
+          <w:color w:val="EE0000"/>
+          <w:sz w:val="52"/>
+          <w:szCs w:val="52"/>
+        </w:rPr>
+        <w:t>xfs</w:t>
+      </w:r>
+      <w:proofErr w:type="spellEnd"/>
+      <w:r>
+        <w:rPr>
+          <w:b/>
+          <w:bCs/>
+          <w:color w:val="EE0000"/>
+          <w:sz w:val="52"/>
+          <w:szCs w:val="52"/>
+        </w:rPr>
+        <w:t xml:space="preserve"> and ext</w:t>
+      </w:r>
+      <w:proofErr w:type="gramStart"/>
+      <w:r>
+        <w:rPr>
+          <w:b/>
+          <w:bCs/>
+          <w:color w:val="EE0000"/>
+          <w:sz w:val="52"/>
+          <w:szCs w:val="52"/>
+        </w:rPr>
+        <w:t>4 ?</w:t>
+      </w:r>
+      <w:proofErr w:type="gramEnd"/>
+    </w:p>
+    <w:p>
+      <w:pPr>
+        <w:rPr>
+          <w:b/>
+          <w:bCs/>
+        </w:rPr>
+      </w:pPr>
+      <w:proofErr w:type="gramStart"/>
+      <w:r>
+        <w:rPr>
+          <w:b/>
+          <w:bCs/>
+        </w:rPr>
+        <w:t>mkfs.ext4  →</w:t>
+      </w:r>
+      <w:proofErr w:type="gramEnd"/>
+      <w:r>
+        <w:rPr>
+          <w:b/>
+          <w:bCs/>
+        </w:rPr>
+        <w:t xml:space="preserve"> Format partition using EXT4 filesystem</w:t>
+      </w:r>
+      <w:r>
+        <w:rPr>
+          <w:b/>
+          <w:bCs/>
+        </w:rPr>
+        <w:br/>
+      </w:r>
+      <w:proofErr w:type="spellStart"/>
+      <w:r>
+        <w:rPr>
+          <w:b/>
+          <w:bCs/>
+        </w:rPr>
+        <w:t>mkfs.xfs</w:t>
+      </w:r>
+      <w:proofErr w:type="spellEnd"/>
+      <w:r>
+        <w:rPr>
+          <w:b/>
+          <w:bCs/>
+        </w:rPr>
+        <w:t xml:space="preserve">   → Format partition using XFS filesystem</w:t>
+      </w:r>
+    </w:p>
+    <w:p>
+      <w:pPr>
+        <w:rPr>
+          <w:b/>
+          <w:bCs/>
+        </w:rPr>
+      </w:pPr>
+      <w:r>
+        <w:rPr>
+          <w:b/>
+          <w:bCs/>
+        </w:rPr>
+        <w:t>Both do the same main job:</w:t>
+      </w:r>
+    </w:p>
+    <w:p>
+      <w:pPr>
+        <w:rPr>
+          <w:b/>
+          <w:bCs/>
+        </w:rPr>
+      </w:pPr>
+      <w:r>
+        <w:rPr>
+          <w:rFonts w:ascii="Segoe UI Emoji" w:hAnsi="Segoe UI Emoji" w:cs="Segoe UI Emoji"/>
+          <w:b/>
+          <w:bCs/>
+        </w:rPr>
+        <w:t>✅</w:t>
+      </w:r>
+      <w:r>
+        <w:rPr>
+          <w:b/>
+          <w:bCs/>
+        </w:rPr>
+        <w:t xml:space="preserve"> Create a filesystem on the partition</w:t>
+      </w:r>
+      <w:r>
+        <w:rPr>
+          <w:b/>
+          <w:bCs/>
+        </w:rPr>
+        <w:br/>
+      </w:r>
+      <w:r>
+        <w:rPr>
+          <w:rFonts w:ascii="Segoe UI Emoji" w:hAnsi="Segoe UI Emoji" w:cs="Segoe UI Emoji"/>
+          <w:b/>
+          <w:bCs/>
+        </w:rPr>
+        <w:t>✅</w:t>
+      </w:r>
+      <w:r>
+        <w:rPr>
+          <w:b/>
+          <w:bCs/>
+        </w:rPr>
+        <w:t xml:space="preserve"> Prepare the partition to store files</w:t>
+      </w:r>
+      <w:r>
+        <w:rPr>
+          <w:b/>
+          <w:bCs/>
+        </w:rPr>
+        <w:br/>
+      </w:r>
+      <w:r>
+        <w:rPr>
+          <w:rFonts w:ascii="Segoe UI Emoji" w:hAnsi="Segoe UI Emoji" w:cs="Segoe UI Emoji"/>
+          <w:b/>
+          <w:bCs/>
+        </w:rPr>
+        <w:t>✅</w:t>
+      </w:r>
+      <w:r>
+        <w:rPr>
+          <w:b/>
+          <w:bCs/>
+        </w:rPr>
+        <w:t xml:space="preserve"> Allow the partition to be mounted</w:t>
+      </w:r>
+    </w:p>
+    <w:p>
+      <w:pPr>
+        <w:rPr>
+          <w:b/>
+          <w:bCs/>
+        </w:rPr>
+      </w:pPr>
+      <w:r>
+        <w:rPr>
+          <w:b/>
+          <w:bCs/>
+        </w:rPr>
+        <w:drawing>
+          <wp:inline distT="0" distB="0" distL="0" distR="0" wp14:anchorId="3DD0BD55" wp14:editId="4D3C6C7B">
+            <wp:extent cx="5234940" cy="1470660"/>
+            <wp:effectExtent l="0" t="0" r="3810" b="0"/>
+            <wp:docPr id="798046299" name="Picture 1"/>
+            <wp:cNvGraphicFramePr>
+              <a:graphicFrameLocks xmlns:a="http://schemas.openxmlformats.org/drawingml/2006/main" noChangeAspect="1"/>
+            </wp:cNvGraphicFramePr>
+            <a:graphic xmlns:a="http://schemas.openxmlformats.org/drawingml/2006/main">
+              <a:graphicData uri="http://schemas.openxmlformats.org/drawingml/2006/picture">
+                <pic:pic xmlns:pic="http://schemas.openxmlformats.org/drawingml/2006/picture">
+                  <pic:nvPicPr>
+                    <pic:cNvPr id="798046299" name=""/>
+                    <pic:cNvPicPr/>
+                  </pic:nvPicPr>
+                  <pic:blipFill>
+                    <a:blip r:embed="rId16"/>
+                    <a:stretch>
+                      <a:fillRect/>
+                    </a:stretch>
+                  </pic:blipFill>
+                  <pic:spPr>
+                    <a:xfrm>
+                      <a:off x="0" y="0"/>
+                      <a:ext cx="5235406" cy="1470791"/>
+                    </a:xfrm>
+                    <a:prstGeom prst="rect">
+                      <a:avLst/>
+                    </a:prstGeom>
+                  </pic:spPr>
+                </pic:pic>
+              </a:graphicData>
+            </a:graphic>
+          </wp:inline>
+        </w:drawing>
+      </w:r>
+    </w:p>
+    <w:p>
+      <w:pPr>
+        <w:rPr>
+          <w:b/>
+          <w:bCs/>
+        </w:rPr>
+      </w:pPr>
+      <w:r>
+        <w:rPr>
+          <w:b/>
+          <w:bCs/>
+        </w:rPr>
+        <w:t xml:space="preserve">Some more filesystem that is used for formatting </w:t>
+      </w:r>
+      <w:r>
+        <w:rPr>
+          <w:b/>
+          <w:bCs/>
+        </w:rPr>
+        <w:t>partition</w:t>
+      </w:r>
+    </w:p>
+    <w:p>
+      <w:pPr>
+        <w:rPr>
+          <w:b/>
+          <w:bCs/>
+        </w:rPr>
+      </w:pPr>
+    </w:p>
+    <w:p>
+      <w:pPr>
+        <w:rPr>
+          <w:b/>
+          <w:bCs/>
+        </w:rPr>
+      </w:pPr>
+    </w:p>
+    <w:p>
+      <w:pPr>
+        <w:rPr>
+          <w:b/>
+          <w:bCs/>
+        </w:rPr>
+      </w:pPr>
+      <w:r>
+        <w:rPr>
+          <w:b/>
+          <w:bCs/>
+        </w:rPr>
+        <w:t xml:space="preserve">NOW </w:t>
+      </w:r>
+      <w:proofErr w:type="gramStart"/>
+      <w:r>
+        <w:rPr>
+          <w:b/>
+          <w:bCs/>
+        </w:rPr>
+        <w:t>LETS</w:t>
+      </w:r>
+      <w:proofErr w:type="gramEnd"/>
+      <w:r>
+        <w:rPr>
+          <w:b/>
+          <w:bCs/>
+        </w:rPr>
+        <w:t xml:space="preserve"> MOUNT IT </w:t>
+      </w:r>
+    </w:p>
+    <w:p>
+      <w:pPr>
+        <w:pStyle w:val="ListParagraph"/>
+        <w:numPr>
+          <w:ilvl w:val="0"/>
+          <w:numId w:val="11"/>
+        </w:numPr>
+        <w:rPr>
+          <w:b/>
+          <w:bCs/>
+        </w:rPr>
+      </w:pPr>
+      <w:r>
+        <w:rPr>
+          <w:b/>
+          <w:bCs/>
+        </w:rPr>
+        <w:t xml:space="preserve">PREVIOUSLY WE CREATED </w:t>
+      </w:r>
+      <w:r>
+        <w:rPr>
+          <w:b/>
+          <w:bCs/>
+        </w:rPr>
+        <w:t>(</w:t>
+      </w:r>
+      <w:r>
+        <w:t>STEP 1)</w:t>
+      </w:r>
+    </w:p>
+    <w:p>
+      <w:pPr>
+        <w:pStyle w:val="ListParagraph"/>
+        <w:numPr>
+          <w:ilvl w:val="0"/>
+          <w:numId w:val="11"/>
+        </w:numPr>
+        <w:rPr>
+          <w:b/>
+          <w:bCs/>
+        </w:rPr>
+      </w:pPr>
+      <w:r>
+        <w:rPr>
+          <w:b/>
+          <w:bCs/>
+        </w:rPr>
+        <w:t xml:space="preserve">VOLUME THEN ATTACHED IT TO OUR EC2 INSTNACE </w:t>
+      </w:r>
+      <w:proofErr w:type="gramStart"/>
+      <w:r>
+        <w:rPr>
+          <w:b/>
+          <w:bCs/>
+        </w:rPr>
+        <w:t xml:space="preserve">( </w:t>
+      </w:r>
+      <w:r>
+        <w:t>STEP</w:t>
+      </w:r>
+      <w:proofErr w:type="gramEnd"/>
+      <w:r>
+        <w:rPr>
+          <w:b/>
+          <w:bCs/>
+        </w:rPr>
+        <w:t xml:space="preserve"> </w:t>
+      </w:r>
+      <w:proofErr w:type="gramStart"/>
+      <w:r>
+        <w:rPr>
+          <w:b/>
+          <w:bCs/>
+        </w:rPr>
+        <w:t>2 )</w:t>
+      </w:r>
+      <w:proofErr w:type="gramEnd"/>
+    </w:p>
+    <w:p>
+      <w:pPr>
+        <w:pStyle w:val="ListParagraph"/>
+        <w:numPr>
+          <w:ilvl w:val="0"/>
+          <w:numId w:val="11"/>
+        </w:numPr>
+        <w:rPr>
+          <w:b/>
+          <w:bCs/>
+        </w:rPr>
+      </w:pPr>
+      <w:r>
+        <w:rPr>
+          <w:b/>
+          <w:bCs/>
+        </w:rPr>
+        <w:t xml:space="preserve">THEWE CREATED PARTITION OF THAT VOLUME </w:t>
+      </w:r>
+      <w:proofErr w:type="gramStart"/>
+      <w:r>
+        <w:rPr>
+          <w:b/>
+          <w:bCs/>
+        </w:rPr>
+        <w:t xml:space="preserve">( </w:t>
+      </w:r>
+      <w:r>
+        <w:t>STEP</w:t>
+      </w:r>
+      <w:proofErr w:type="gramEnd"/>
+      <w:r>
+        <w:t xml:space="preserve"> 3</w:t>
+      </w:r>
+      <w:r>
+        <w:rPr>
+          <w:b/>
+          <w:bCs/>
+        </w:rPr>
+        <w:t>)</w:t>
+      </w:r>
+    </w:p>
+    <w:p>
+      <w:pPr>
+        <w:pStyle w:val="ListParagraph"/>
+        <w:numPr>
+          <w:ilvl w:val="0"/>
+          <w:numId w:val="11"/>
+        </w:numPr>
+        <w:rPr>
+          <w:b/>
+          <w:bCs/>
+        </w:rPr>
+      </w:pPr>
+      <w:r>
+        <w:rPr>
+          <w:b/>
+          <w:bCs/>
+        </w:rPr>
+        <w:t xml:space="preserve">THEN FORMAT IT </w:t>
+      </w:r>
+      <w:r>
+        <w:rPr>
+          <w:b/>
+          <w:bCs/>
+        </w:rPr>
+        <w:t>(</w:t>
+      </w:r>
+      <w:r>
+        <w:t>STEP</w:t>
+      </w:r>
+      <w:r>
+        <w:t xml:space="preserve"> 4)</w:t>
+      </w:r>
+    </w:p>
+    <w:p>
+      <w:pPr>
+        <w:pStyle w:val="ListParagraph"/>
+        <w:numPr>
+          <w:ilvl w:val="0"/>
+          <w:numId w:val="11"/>
+        </w:numPr>
+        <w:rPr>
+          <w:b/>
+          <w:bCs/>
+        </w:rPr>
+      </w:pPr>
+      <w:r>
+        <w:rPr>
+          <w:b/>
+          <w:bCs/>
+        </w:rPr>
+        <w:t xml:space="preserve">NOW </w:t>
+      </w:r>
+      <w:proofErr w:type="gramStart"/>
+      <w:r>
+        <w:rPr>
+          <w:b/>
+          <w:bCs/>
+        </w:rPr>
+        <w:t>LETS</w:t>
+      </w:r>
+      <w:proofErr w:type="gramEnd"/>
+      <w:r>
+        <w:rPr>
+          <w:b/>
+          <w:bCs/>
+        </w:rPr>
+        <w:t xml:space="preserve"> MOUNT IT </w:t>
+      </w:r>
+      <w:r>
+        <w:rPr>
+          <w:b/>
+          <w:bCs/>
+        </w:rPr>
+        <w:t>(</w:t>
+      </w:r>
+      <w:r>
+        <w:t>STEP</w:t>
+      </w:r>
+      <w:r>
+        <w:t xml:space="preserve"> </w:t>
+      </w:r>
+      <w:r>
+        <w:t>5</w:t>
+      </w:r>
+      <w:r>
+        <w:t>)</w:t>
+      </w:r>
+    </w:p>
+    <w:p>
+      <w:pPr>
+        <w:rPr>
+          <w:b/>
+          <w:bCs/>
+        </w:rPr>
+      </w:pPr>
+      <w:r>
+        <w:rPr>
+          <w:b/>
+          <w:bCs/>
+        </w:rPr>
+        <w:drawing>
+          <wp:inline distT="0" distB="0" distL="0" distR="0" wp14:anchorId="49A059A9" wp14:editId="279C8D66">
+            <wp:extent cx="3871295" cy="1150720"/>
+            <wp:effectExtent l="0" t="0" r="0" b="0"/>
+            <wp:docPr id="192792898" name="Picture 1"/>
+            <wp:cNvGraphicFramePr>
+              <a:graphicFrameLocks xmlns:a="http://schemas.openxmlformats.org/drawingml/2006/main" noChangeAspect="1"/>
+            </wp:cNvGraphicFramePr>
+            <a:graphic xmlns:a="http://schemas.openxmlformats.org/drawingml/2006/main">
+              <a:graphicData uri="http://schemas.openxmlformats.org/drawingml/2006/picture">
+                <pic:pic xmlns:pic="http://schemas.openxmlformats.org/drawingml/2006/picture">
+                  <pic:nvPicPr>
+                    <pic:cNvPr id="192792898" name=""/>
+                    <pic:cNvPicPr/>
+                  </pic:nvPicPr>
+                  <pic:blipFill>
+                    <a:blip r:embed="rId17"/>
+                    <a:stretch>
+                      <a:fillRect/>
+                    </a:stretch>
+                  </pic:blipFill>
+                  <pic:spPr>
+                    <a:xfrm>
+                      <a:off x="0" y="0"/>
+                      <a:ext cx="3871295" cy="1150720"/>
+                    </a:xfrm>
+                    <a:prstGeom prst="rect">
+                      <a:avLst/>
+                    </a:prstGeom>
+                  </pic:spPr>
+                </pic:pic>
+              </a:graphicData>
+            </a:graphic>
+          </wp:inline>
+        </w:drawing>
+      </w:r>
+      <w:r>
+        <w:rPr>
+          <w:b/>
+          <w:bCs/>
+        </w:rPr>
+        <w:t xml:space="preserve"> </w:t>
+      </w:r>
+    </w:p>
+    <w:p>
+      <w:pPr>
+        <w:rPr>
+          <w:b/>
+          <w:bCs/>
+        </w:rPr>
+      </w:pPr>
+      <w:r>
+        <w:rPr>
+          <w:b/>
+          <w:bCs/>
+        </w:rPr>
+        <w:t xml:space="preserve">I want my one partition for music I want to store my music in that directory </w:t>
+      </w:r>
+      <w:r>
+        <w:rPr>
+          <w:b/>
+          <w:bCs/>
+        </w:rPr>
+        <w:t xml:space="preserve">so first </w:t>
+      </w:r>
+    </w:p>
+    <w:p>
+      <w:pPr>
+        <w:rPr>
+          <w:b/>
+          <w:bCs/>
+          <w:sz w:val="48"/>
+          <w:szCs w:val="48"/>
+        </w:rPr>
+      </w:pPr>
+      <w:r>
+        <w:rPr>
+          <w:b/>
+          <w:bCs/>
+          <w:sz w:val="48"/>
+          <w:szCs w:val="48"/>
+        </w:rPr>
+        <w:lastRenderedPageBreak/>
+        <w:t xml:space="preserve">Create music directory </w:t>
+      </w:r>
+    </w:p>
+    <w:p>
+      <w:pPr>
+        <w:rPr>
+          <w:b/>
+          <w:bCs/>
+          <w:sz w:val="48"/>
+          <w:szCs w:val="48"/>
+        </w:rPr>
+      </w:pPr>
+      <w:proofErr w:type="spellStart"/>
+      <w:r>
+        <w:rPr>
+          <w:b/>
+          <w:bCs/>
+          <w:sz w:val="48"/>
+          <w:szCs w:val="48"/>
+        </w:rPr>
+        <w:t>Mkdir</w:t>
+      </w:r>
+      <w:proofErr w:type="spellEnd"/>
+      <w:r>
+        <w:rPr>
+          <w:b/>
+          <w:bCs/>
+          <w:sz w:val="48"/>
+          <w:szCs w:val="48"/>
+        </w:rPr>
+        <w:t xml:space="preserve"> music </w:t>
+      </w:r>
+    </w:p>
+    <w:p>
+      <w:pPr>
+        <w:rPr>
+          <w:b/>
+          <w:bCs/>
+          <w:sz w:val="48"/>
+          <w:szCs w:val="48"/>
+        </w:rPr>
+      </w:pPr>
+      <w:r>
+        <w:rPr>
+          <w:b/>
+          <w:bCs/>
+          <w:sz w:val="48"/>
+          <w:szCs w:val="48"/>
+        </w:rPr>
+        <w:t>2</w:t>
+      </w:r>
+      <w:r>
+        <w:rPr>
+          <w:b/>
+          <w:bCs/>
+          <w:sz w:val="48"/>
+          <w:szCs w:val="48"/>
+          <w:vertAlign w:val="superscript"/>
+        </w:rPr>
+        <w:t>nd</w:t>
+      </w:r>
+      <w:r>
+        <w:rPr>
+          <w:b/>
+          <w:bCs/>
+          <w:sz w:val="48"/>
+          <w:szCs w:val="48"/>
+        </w:rPr>
+        <w:t xml:space="preserve"> step </w:t>
+      </w:r>
+    </w:p>
+    <w:p>
+      <w:pPr>
+        <w:rPr>
+          <w:b/>
+          <w:bCs/>
+          <w:sz w:val="48"/>
+          <w:szCs w:val="48"/>
+        </w:rPr>
+      </w:pPr>
+      <w:r>
+        <w:rPr>
+          <w:b/>
+          <w:bCs/>
+          <w:sz w:val="48"/>
+          <w:szCs w:val="48"/>
+        </w:rPr>
+        <w:t>mount /dev/</w:t>
+      </w:r>
+      <w:proofErr w:type="spellStart"/>
+      <w:r>
+        <w:rPr>
+          <w:b/>
+          <w:bCs/>
+          <w:sz w:val="48"/>
+          <w:szCs w:val="48"/>
+        </w:rPr>
+        <w:t>xvdf</w:t>
+      </w:r>
+      <w:proofErr w:type="spellEnd"/>
+      <w:r>
+        <w:rPr>
+          <w:b/>
+          <w:bCs/>
+          <w:sz w:val="48"/>
+          <w:szCs w:val="48"/>
+        </w:rPr>
+        <w:t xml:space="preserve"> /</w:t>
+      </w:r>
+      <w:r>
+        <w:rPr>
+          <w:b/>
+          <w:bCs/>
+          <w:sz w:val="48"/>
+          <w:szCs w:val="48"/>
+        </w:rPr>
+        <w:t xml:space="preserve">music </w:t>
+      </w:r>
+    </w:p>
+    <w:p>
+      <w:pPr>
+        <w:rPr>
+          <w:b/>
+          <w:bCs/>
+          <w:sz w:val="48"/>
+          <w:szCs w:val="48"/>
+        </w:rPr>
+      </w:pPr>
+      <w:r>
+        <w:rPr>
+          <w:b/>
+          <w:bCs/>
+          <w:sz w:val="48"/>
+          <w:szCs w:val="48"/>
+        </w:rPr>
+        <w:t xml:space="preserve">now </w:t>
+      </w:r>
+      <w:proofErr w:type="spellStart"/>
+      <w:proofErr w:type="gramStart"/>
+      <w:r>
+        <w:rPr>
+          <w:b/>
+          <w:bCs/>
+          <w:sz w:val="48"/>
+          <w:szCs w:val="48"/>
+        </w:rPr>
+        <w:t>lets</w:t>
+      </w:r>
+      <w:proofErr w:type="spellEnd"/>
+      <w:proofErr w:type="gramEnd"/>
+      <w:r>
+        <w:rPr>
+          <w:b/>
+          <w:bCs/>
+          <w:sz w:val="48"/>
+          <w:szCs w:val="48"/>
+        </w:rPr>
+        <w:t xml:space="preserve"> check </w:t>
+      </w:r>
+      <w:r>
+        <w:rPr>
+          <mc:AlternateContent>
+            <mc:Choice Requires="w16se">
+              <w:rFonts w:hint="eastAsia"/>
+            </mc:Choice>
+            <mc:Fallback>
+              <w:rFonts w:ascii="Segoe UI Emoji" w:eastAsia="Segoe UI Emoji" w:hAnsi="Segoe UI Emoji" w:cs="Segoe UI Emoji"/>
+            </mc:Fallback>
+          </mc:AlternateContent>
+          <w:b/>
+          <w:bCs/>
+          <w:sz w:val="48"/>
+          <w:szCs w:val="48"/>
+        </w:rPr>
+        <mc:AlternateContent>
+          <mc:Choice Requires="w16se">
+            <w16se:symEx w16se:font="Segoe UI Emoji" w16se:char="1F60A"/>
+          </mc:Choice>
+          <mc:Fallback>
+            <w:t>😊</w:t>
+          </mc:Fallback>
+        </mc:AlternateContent>
+      </w:r>
+    </w:p>
+    <w:p>
+      <w:pPr>
+        <w:rPr>
+          <w:b/>
+          <w:bCs/>
+          <w:sz w:val="48"/>
+          <w:szCs w:val="48"/>
+        </w:rPr>
+      </w:pPr>
+      <w:proofErr w:type="spellStart"/>
+      <w:r>
+        <w:rPr>
+          <w:b/>
+          <w:bCs/>
+          <w:sz w:val="48"/>
+          <w:szCs w:val="48"/>
+        </w:rPr>
+        <w:t>df</w:t>
+      </w:r>
+      <w:proofErr w:type="spellEnd"/>
+      <w:r>
+        <w:rPr>
+          <w:b/>
+          <w:bCs/>
+          <w:sz w:val="48"/>
+          <w:szCs w:val="48"/>
+        </w:rPr>
+        <w:t xml:space="preserve"> -</w:t>
+      </w:r>
+      <w:proofErr w:type="spellStart"/>
+      <w:r>
+        <w:rPr>
+          <w:b/>
+          <w:bCs/>
+          <w:sz w:val="48"/>
+          <w:szCs w:val="48"/>
+        </w:rPr>
+        <w:t>h</w:t>
+      </w:r>
+      <w:r>
+        <w:rPr>
+          <w:b/>
+          <w:bCs/>
+          <w:sz w:val="48"/>
+          <w:szCs w:val="48"/>
+        </w:rPr>
+        <w:t>T</w:t>
+      </w:r>
+      <w:proofErr w:type="spellEnd"/>
+    </w:p>
+    <w:p>
+      <w:pPr>
+        <w:rPr>
+          <w:b/>
+          <w:bCs/>
+          <w:szCs w:val="24"/>
+        </w:rPr>
+      </w:pPr>
+      <w:r>
+        <w:rPr>
+          <w:b/>
+          <w:bCs/>
+          <w:sz w:val="48"/>
+          <w:szCs w:val="48"/>
+        </w:rPr>
+        <w:drawing>
+          <wp:inline distT="0" distB="0" distL="0" distR="0" wp14:anchorId="11863463" wp14:editId="6494742F">
+            <wp:extent cx="4686706" cy="1463167"/>
+            <wp:effectExtent l="0" t="0" r="0" b="3810"/>
+            <wp:docPr id="1586755722" name="Picture 1"/>
+            <wp:cNvGraphicFramePr>
+              <a:graphicFrameLocks xmlns:a="http://schemas.openxmlformats.org/drawingml/2006/main" noChangeAspect="1"/>
+            </wp:cNvGraphicFramePr>
+            <a:graphic xmlns:a="http://schemas.openxmlformats.org/drawingml/2006/main">
+              <a:graphicData uri="http://schemas.openxmlformats.org/drawingml/2006/picture">
+                <pic:pic xmlns:pic="http://schemas.openxmlformats.org/drawingml/2006/picture">
+                  <pic:nvPicPr>
+                    <pic:cNvPr id="1586755722" name=""/>
+                    <pic:cNvPicPr/>
+                  </pic:nvPicPr>
+                  <pic:blipFill>
+                    <a:blip r:embed="rId18"/>
+                    <a:stretch>
+                      <a:fillRect/>
+                    </a:stretch>
+                  </pic:blipFill>
+                  <pic:spPr>
+                    <a:xfrm>
+                      <a:off x="0" y="0"/>
+                      <a:ext cx="4686706" cy="1463167"/>
+                    </a:xfrm>
+                    <a:prstGeom prst="rect">
+                      <a:avLst/>
+                    </a:prstGeom>
+                  </pic:spPr>
+                </pic:pic>
+              </a:graphicData>
+            </a:graphic>
+          </wp:inline>
+        </w:drawing>
+      </w:r>
+      <w:r>
+        <w:rPr>
+          <w:b/>
+          <w:bCs/>
+          <w:sz w:val="48"/>
+          <w:szCs w:val="48"/>
+        </w:rPr>
+        <w:t xml:space="preserve">-&gt; </w:t>
+      </w:r>
+      <w:proofErr w:type="gramStart"/>
+      <w:r>
+        <w:rPr>
+          <w:b/>
+          <w:bCs/>
+          <w:szCs w:val="24"/>
+        </w:rPr>
+        <w:t>LETS</w:t>
+      </w:r>
+      <w:proofErr w:type="gramEnd"/>
+      <w:r>
+        <w:rPr>
+          <w:b/>
+          <w:bCs/>
+          <w:szCs w:val="24"/>
+        </w:rPr>
+        <w:t xml:space="preserve"> THINK THIS /media/j: is our music folder </w:t>
+      </w:r>
+      <w:r>
+        <w:rPr>
+          <mc:AlternateContent>
+            <mc:Choice Requires="w16se">
+              <w:rFonts w:hint="eastAsia"/>
+            </mc:Choice>
+            <mc:Fallback>
+              <w:rFonts w:ascii="Segoe UI Emoji" w:eastAsia="Segoe UI Emoji" w:hAnsi="Segoe UI Emoji" w:cs="Segoe UI Emoji"/>
+            </mc:Fallback>
+          </mc:AlternateContent>
+          <w:b/>
+          <w:bCs/>
+          <w:szCs w:val="24"/>
+        </w:rPr>
+        <mc:AlternateContent>
+          <mc:Choice Requires="w16se">
+            <w16se:symEx w16se:font="Segoe UI Emoji" w16se:char="1F609"/>
+          </mc:Choice>
+          <mc:Fallback>
+            <w:t>😉</w:t>
+          </mc:Fallback>
+        </mc:AlternateContent>
+      </w:r>
+      <w:r>
+        <w:rPr>
+          <w:b/>
+          <w:bCs/>
+          <w:szCs w:val="24"/>
+        </w:rPr>
+        <w:t xml:space="preserve"> </w:t>
+      </w:r>
+    </w:p>
+    <w:p>
+      <w:pPr>
+        <w:rPr>
+          <w:b/>
+          <w:bCs/>
+          <w:szCs w:val="24"/>
+        </w:rPr>
+      </w:pPr>
+      <w:r>
+        <w:rPr>
+          <w:b/>
+          <w:bCs/>
+          <w:szCs w:val="24"/>
+        </w:rPr>
+        <w:drawing>
+          <wp:inline distT="0" distB="0" distL="0" distR="0" wp14:anchorId="1F6B620B" wp14:editId="0833866B">
+            <wp:extent cx="5731510" cy="1706245"/>
+            <wp:effectExtent l="0" t="0" r="2540" b="8255"/>
+            <wp:docPr id="1211372497" name="Picture 1"/>
+            <wp:cNvGraphicFramePr>
+              <a:graphicFrameLocks xmlns:a="http://schemas.openxmlformats.org/drawingml/2006/main" noChangeAspect="1"/>
+            </wp:cNvGraphicFramePr>
+            <a:graphic xmlns:a="http://schemas.openxmlformats.org/drawingml/2006/main">
+              <a:graphicData uri="http://schemas.openxmlformats.org/drawingml/2006/picture">
+                <pic:pic xmlns:pic="http://schemas.openxmlformats.org/drawingml/2006/picture">
+                  <pic:nvPicPr>
+                    <pic:cNvPr id="1211372497" name=""/>
+                    <pic:cNvPicPr/>
+                  </pic:nvPicPr>
+                  <pic:blipFill>
+                    <a:blip r:embed="rId19"/>
+                    <a:stretch>
+                      <a:fillRect/>
+                    </a:stretch>
+                  </pic:blipFill>
+                  <pic:spPr>
+                    <a:xfrm>
+                      <a:off x="0" y="0"/>
+                      <a:ext cx="5731510" cy="1706245"/>
+                    </a:xfrm>
+                    <a:prstGeom prst="rect">
+                      <a:avLst/>
+                    </a:prstGeom>
+                  </pic:spPr>
+                </pic:pic>
+              </a:graphicData>
+            </a:graphic>
+          </wp:inline>
+        </w:drawing>
+      </w:r>
+    </w:p>
+    <w:p>
+      <w:pPr>
+        <w:rPr>
+          <w:b/>
+          <w:bCs/>
+          <w:szCs w:val="24"/>
+        </w:rPr>
+      </w:pPr>
+      <w:r>
+        <w:rPr>
+          <w:b/>
+          <w:bCs/>
+          <w:szCs w:val="24"/>
+        </w:rPr>
+        <w:t xml:space="preserve">Think </w:t>
+      </w:r>
+      <w:r>
+        <w:rPr>
+          <w:b/>
+          <w:bCs/>
+          <w:szCs w:val="24"/>
+        </w:rPr>
+        <w:t>“</w:t>
+      </w:r>
+      <w:r>
+        <w:rPr>
+          <w:b/>
+          <w:bCs/>
+          <w:szCs w:val="24"/>
+        </w:rPr>
+        <w:t>j:</w:t>
+      </w:r>
+      <w:r>
+        <w:rPr>
+          <w:b/>
+          <w:bCs/>
+          <w:szCs w:val="24"/>
+        </w:rPr>
+        <w:t>”</w:t>
+      </w:r>
+      <w:r>
+        <w:rPr>
+          <w:b/>
+          <w:bCs/>
+          <w:szCs w:val="24"/>
+        </w:rPr>
+        <w:t xml:space="preserve"> is our </w:t>
+      </w:r>
+      <w:r>
+        <w:rPr>
+          <w:b/>
+          <w:bCs/>
+          <w:szCs w:val="24"/>
+        </w:rPr>
+        <w:t>“</w:t>
+      </w:r>
+      <w:r>
+        <w:rPr>
+          <w:b/>
+          <w:bCs/>
+          <w:szCs w:val="24"/>
+        </w:rPr>
+        <w:t>music</w:t>
+      </w:r>
+      <w:r>
+        <w:rPr>
+          <w:b/>
+          <w:bCs/>
+          <w:szCs w:val="24"/>
+        </w:rPr>
+        <w:t>”</w:t>
+      </w:r>
+      <w:r>
+        <w:rPr>
+          <w:b/>
+          <w:bCs/>
+          <w:szCs w:val="24"/>
+        </w:rPr>
+        <w:t xml:space="preserve"> folder </w:t>
+      </w:r>
+    </w:p>
+    <w:p>
+      <w:pPr>
+        <w:rPr>
+          <w:noProof/>
+        </w:rPr>
+      </w:pPr>
+      <w:r>
+        <w:rPr>
+          <w:b/>
+          <w:bCs/>
+          <w:szCs w:val="24"/>
+        </w:rPr>
+        <w:lastRenderedPageBreak/>
+        <w:drawing>
+          <wp:inline distT="0" distB="0" distL="0" distR="0" wp14:anchorId="711361E0" wp14:editId="322B8848">
+            <wp:extent cx="5731510" cy="5623560"/>
+            <wp:effectExtent l="0" t="0" r="2540" b="0"/>
+            <wp:docPr id="1239005082" name="Picture 1"/>
+            <wp:cNvGraphicFramePr>
+              <a:graphicFrameLocks xmlns:a="http://schemas.openxmlformats.org/drawingml/2006/main" noChangeAspect="1"/>
+            </wp:cNvGraphicFramePr>
+            <a:graphic xmlns:a="http://schemas.openxmlformats.org/drawingml/2006/main">
+              <a:graphicData uri="http://schemas.openxmlformats.org/drawingml/2006/picture">
+                <pic:pic xmlns:pic="http://schemas.openxmlformats.org/drawingml/2006/picture">
+                  <pic:nvPicPr>
+                    <pic:cNvPr id="1239005082" name=""/>
+                    <pic:cNvPicPr/>
+                  </pic:nvPicPr>
+                  <pic:blipFill>
+                    <a:blip r:embed="rId20"/>
+                    <a:stretch>
+                      <a:fillRect/>
+                    </a:stretch>
+                  </pic:blipFill>
+                  <pic:spPr>
+                    <a:xfrm>
+                      <a:off x="0" y="0"/>
+                      <a:ext cx="5731510" cy="5623560"/>
+                    </a:xfrm>
+                    <a:prstGeom prst="rect">
+                      <a:avLst/>
+                    </a:prstGeom>
+                  </pic:spPr>
+                </pic:pic>
+              </a:graphicData>
+            </a:graphic>
+          </wp:inline>
+        </w:drawing>
+      </w:r>
+      <w:r>
+        <w:rPr>
+          <w:b/>
+          <w:bCs/>
+          <w:szCs w:val="24"/>
+        </w:rPr>
+        <w:t>as you can see when we unmount it files that we created are gone</w:t>
+      </w:r>
+      <w:r>
+        <w:rPr>
+          <w:noProof/>
+        </w:rPr>
+        <w:t xml:space="preserve"> </w:t>
+      </w:r>
+      <w:r>
+        <w:rPr>
+          <w:b/>
+          <w:bCs/>
+          <w:szCs w:val="24"/>
+        </w:rPr>
+        <w:drawing>
+          <wp:inline distT="0" distB="0" distL="0" distR="0" wp14:anchorId="0F56CD8F" wp14:editId="2DDAAF50">
+            <wp:extent cx="5731510" cy="663575"/>
+            <wp:effectExtent l="0" t="0" r="2540" b="3175"/>
+            <wp:docPr id="834908274" name="Picture 1"/>
+            <wp:cNvGraphicFramePr>
+              <a:graphicFrameLocks xmlns:a="http://schemas.openxmlformats.org/drawingml/2006/main" noChangeAspect="1"/>
+            </wp:cNvGraphicFramePr>
+            <a:graphic xmlns:a="http://schemas.openxmlformats.org/drawingml/2006/main">
+              <a:graphicData uri="http://schemas.openxmlformats.org/drawingml/2006/picture">
+                <pic:pic xmlns:pic="http://schemas.openxmlformats.org/drawingml/2006/picture">
+                  <pic:nvPicPr>
+                    <pic:cNvPr id="834908274" name=""/>
+                    <pic:cNvPicPr/>
+                  </pic:nvPicPr>
+                  <pic:blipFill>
+                    <a:blip r:embed="rId21"/>
+                    <a:stretch>
+                      <a:fillRect/>
+                    </a:stretch>
+                  </pic:blipFill>
+                  <pic:spPr>
+                    <a:xfrm>
+                      <a:off x="0" y="0"/>
+                      <a:ext cx="5731510" cy="663575"/>
+                    </a:xfrm>
+                    <a:prstGeom prst="rect">
+                      <a:avLst/>
+                    </a:prstGeom>
+                  </pic:spPr>
+                </pic:pic>
+              </a:graphicData>
+            </a:graphic>
+          </wp:inline>
+        </w:drawing>
+      </w:r>
+      <w:r>
+        <w:rPr>
+          <w:noProof/>
+        </w:rPr>
+        <w:t xml:space="preserve">now lets think I want to </w:t>
+      </w:r>
+      <w:r>
+        <w:rPr>
+          <w:noProof/>
+        </w:rPr>
+        <w:t xml:space="preserve">mount in my_documents directory </w:t>
+      </w:r>
+    </w:p>
+    <w:p>
+      <w:pPr>
+        <w:rPr>
+          <w:noProof/>
+        </w:rPr>
+      </w:pPr>
+      <w:r>
+        <w:rPr>
+          <w:noProof/>
+        </w:rPr>
+        <w:t>so you can mount /dev/xvdf</w:t>
+      </w:r>
+      <w:r>
+        <w:rPr>
+          <w:noProof/>
+        </w:rPr>
+        <w:t xml:space="preserve"> my_doucments </w:t>
+      </w:r>
+    </w:p>
+    <w:p>
+      <w:pPr>
+        <w:rPr>
+          <w:noProof/>
+        </w:rPr>
+      </w:pPr>
+      <w:r>
+        <w:rPr>
+          <w:noProof/>
+        </w:rPr>
+        <w:t>and you will see that the files tha</w:t>
+      </w:r>
+      <w:r>
+        <w:rPr>
+          <w:noProof/>
+        </w:rPr>
+        <w:t xml:space="preserve">t </w:t>
+      </w:r>
+      <w:r>
+        <w:rPr>
+          <w:noProof/>
+        </w:rPr>
+        <w:t>are in my_documents</w:t>
+      </w:r>
+    </w:p>
+    <w:p>
+      <w:pPr>
+        <w:rPr>
+          <w:noProof/>
+        </w:rPr>
+      </w:pPr>
+      <w:r>
+        <w:rPr>
+          <w:noProof/>
+        </w:rPr>
+        <w:t xml:space="preserve">how j: directory files came in my_documets because you just created new directory but that data was in that partition like pendrive </w:t>
+      </w:r>
+    </w:p>
+    <w:p>
+      <w:pPr>
+        <w:rPr>
+          <w:b/>
+          <w:bCs/>
+          <w:szCs w:val="24"/>
+        </w:rPr>
+      </w:pPr>
+      <w:r>
+        <w:rPr>
+          <w:noProof/>
+        </w:rPr>
+        <w:t xml:space="preserve">you insert some data in </w:t>
+      </w:r>
+      <w:r>
+        <w:rPr>
+          <w:noProof/>
+        </w:rPr>
+        <w:t xml:space="preserve">pendrive </w:t>
+      </w:r>
+      <w:r>
+        <w:rPr>
+          <w:noProof/>
+        </w:rPr>
+        <w:t xml:space="preserve">then you took that pendrive inanother computer same data youn will get </w:t>
+      </w:r>
+      <w:r>
+        <w:rPr>
+          <w:noProof/>
+        </w:rPr>
+        <w:t xml:space="preserve"> </w:t>
+      </w:r>
+      <w:r>
+        <w:rPr>
+          <w:noProof/>
+        </w:rPr>
+        <w:t xml:space="preserve"> </w:t>
+      </w:r>
+      <w:r>
+        <w:rPr>
+          <w:b/>
+          <w:bCs/>
+          <w:szCs w:val="24"/>
+        </w:rPr>
+        <w:t xml:space="preserve"> </w:t>
+      </w:r>
+    </w:p>
+    <w:p>
+      <w:pPr>
+        <w:rPr>
+          <w:b/>
+          <w:bCs/>
+          <w:szCs w:val="24"/>
+        </w:rPr>
+      </w:pPr>
+      <w:r>
+        <w:rPr>
+          <w:b/>
+          <w:bCs/>
+          <w:szCs w:val="24"/>
+        </w:rPr>
+        <w:lastRenderedPageBreak/>
+        <w:drawing>
+          <wp:inline distT="0" distB="0" distL="0" distR="0" wp14:anchorId="79D2AD62" wp14:editId="0195BAB0">
+            <wp:extent cx="5731510" cy="4922520"/>
+            <wp:effectExtent l="0" t="0" r="2540" b="0"/>
+            <wp:docPr id="643745623" name="Picture 1"/>
+            <wp:cNvGraphicFramePr>
+              <a:graphicFrameLocks xmlns:a="http://schemas.openxmlformats.org/drawingml/2006/main" noChangeAspect="1"/>
+            </wp:cNvGraphicFramePr>
+            <a:graphic xmlns:a="http://schemas.openxmlformats.org/drawingml/2006/main">
+              <a:graphicData uri="http://schemas.openxmlformats.org/drawingml/2006/picture">
+                <pic:pic xmlns:pic="http://schemas.openxmlformats.org/drawingml/2006/picture">
+                  <pic:nvPicPr>
+                    <pic:cNvPr id="643745623" name=""/>
+                    <pic:cNvPicPr/>
+                  </pic:nvPicPr>
+                  <pic:blipFill>
+                    <a:blip r:embed="rId22"/>
+                    <a:stretch>
+                      <a:fillRect/>
+                    </a:stretch>
+                  </pic:blipFill>
+                  <pic:spPr>
+                    <a:xfrm>
+                      <a:off x="0" y="0"/>
+                      <a:ext cx="5731510" cy="4922520"/>
+                    </a:xfrm>
+                    <a:prstGeom prst="rect">
+                      <a:avLst/>
+                    </a:prstGeom>
+                  </pic:spPr>
+                </pic:pic>
+              </a:graphicData>
+            </a:graphic>
+          </wp:inline>
+        </w:drawing>
+      </w:r>
+    </w:p>
+    <w:p>
+      <w:pPr>
+        <w:rPr>
+          <w:b/>
+          <w:bCs/>
+          <w:szCs w:val="24"/>
+        </w:rPr>
+      </w:pPr>
+      <w:r>
+        <w:rPr>
+          <w:b/>
+          <w:bCs/>
+          <w:noProof/>
+          <w:szCs w:val="24"/>
+        </w:rPr>
+        <w:lastRenderedPageBreak/>
+        <w:drawing>
+          <wp:inline distT="0" distB="0" distL="0" distR="0" wp14:anchorId="4EFFAB0C" wp14:editId="59281DE1">
+            <wp:extent cx="5731510" cy="6828790"/>
+            <wp:effectExtent l="0" t="0" r="2540" b="0"/>
+            <wp:docPr id="363790098" name="Picture 1"/>
+            <wp:cNvGraphicFramePr>
+              <a:graphicFrameLocks xmlns:a="http://schemas.openxmlformats.org/drawingml/2006/main" noChangeAspect="1"/>
+            </wp:cNvGraphicFramePr>
+            <a:graphic xmlns:a="http://schemas.openxmlformats.org/drawingml/2006/main">
+              <a:graphicData uri="http://schemas.openxmlformats.org/drawingml/2006/picture">
+                <pic:pic xmlns:pic="http://schemas.openxmlformats.org/drawingml/2006/picture">
+                  <pic:nvPicPr>
+                    <pic:cNvPr id="363790098" name="Picture 363790098"/>
+                    <pic:cNvPicPr/>
+                  </pic:nvPicPr>
+                  <pic:blipFill>
+                    <a:blip r:embed="rId23">
+                      <a:extLst>
+                        <a:ext uri="{28A0092B-C50C-407E-A947-70E740481C1C}">
+                          <a14:useLocalDpi xmlns:a14="http://schemas.microsoft.com/office/drawing/2010/main" val="0"/>
+                        </a:ext>
+                      </a:extLst>
+                    </a:blip>
+                    <a:stretch>
+                      <a:fillRect/>
+                    </a:stretch>
+                  </pic:blipFill>
+                  <pic:spPr>
+                    <a:xfrm>
+                      <a:off x="0" y="0"/>
+                      <a:ext cx="5731510" cy="6828790"/>
+                    </a:xfrm>
+                    <a:prstGeom prst="rect">
+                      <a:avLst/>
+                    </a:prstGeom>
+                  </pic:spPr>
+                </pic:pic>
+              </a:graphicData>
+            </a:graphic>
+          </wp:inline>
+        </w:drawing>
+      </w:r>
+    </w:p>
+    <w:p>
+      <w:pPr>
+        <w:rPr>
+          <w:b/>
+          <w:bCs/>
+          <w:szCs w:val="24"/>
+        </w:rPr>
+      </w:pPr>
+    </w:p>
+    <w:p>
+      <w:pPr>
+        <w:rPr>
+          <w:b/>
+          <w:bCs/>
+          <w:sz w:val="96"/>
+          <w:szCs w:val="96"/>
+        </w:rPr>
+      </w:pPr>
+      <w:proofErr w:type="gramStart"/>
+      <w:r>
+        <w:rPr>
+          <w:b/>
+          <w:bCs/>
+          <w:sz w:val="96"/>
+          <w:szCs w:val="96"/>
+        </w:rPr>
+        <w:t>But !!!!!!</w:t>
+      </w:r>
+      <w:proofErr w:type="gramEnd"/>
+    </w:p>
+    <w:p>
+      <w:pPr>
+        <w:rPr>
+          <w:b/>
+          <w:bCs/>
+          <w:szCs w:val="24"/>
+        </w:rPr>
+      </w:pPr>
+      <w:r>
+        <w:rPr>
+          <w:b/>
+          <w:bCs/>
+          <w:szCs w:val="24"/>
+        </w:rPr>
+        <w:t xml:space="preserve">This mount is temporary when you reboot your instance </w:t>
+      </w:r>
+      <w:r>
+        <w:rPr>
+          <w:b/>
+          <w:bCs/>
+          <w:szCs w:val="24"/>
+        </w:rPr>
+        <w:t xml:space="preserve">the mount will be unmount </w:t>
+      </w:r>
+    </w:p>
+    <w:p>
+      <w:pPr>
+        <w:rPr>
+          <w:b/>
+          <w:bCs/>
+          <w:sz w:val="32"/>
+          <w:szCs w:val="32"/>
+        </w:rPr>
+      </w:pPr>
+    </w:p>
+    <w:p>
+      <w:pPr>
+        <w:rPr>
+          <w:b/>
+          <w:bCs/>
+          <w:sz w:val="32"/>
+          <w:szCs w:val="32"/>
+        </w:rPr>
+      </w:pPr>
+      <w:r>
+        <w:rPr>
+          <w:b/>
+          <w:bCs/>
+          <w:sz w:val="32"/>
+          <w:szCs w:val="32"/>
+        </w:rPr>
+        <w:lastRenderedPageBreak/>
+        <w:drawing>
+          <wp:inline distT="0" distB="0" distL="0" distR="0" wp14:anchorId="7364D112" wp14:editId="142D7050">
+            <wp:extent cx="5731510" cy="4825365"/>
+            <wp:effectExtent l="0" t="0" r="2540" b="0"/>
+            <wp:docPr id="713003160" name="Picture 1"/>
+            <wp:cNvGraphicFramePr>
+              <a:graphicFrameLocks xmlns:a="http://schemas.openxmlformats.org/drawingml/2006/main" noChangeAspect="1"/>
+            </wp:cNvGraphicFramePr>
+            <a:graphic xmlns:a="http://schemas.openxmlformats.org/drawingml/2006/main">
+              <a:graphicData uri="http://schemas.openxmlformats.org/drawingml/2006/picture">
+                <pic:pic xmlns:pic="http://schemas.openxmlformats.org/drawingml/2006/picture">
+                  <pic:nvPicPr>
+                    <pic:cNvPr id="713003160" name=""/>
+                    <pic:cNvPicPr/>
+                  </pic:nvPicPr>
+                  <pic:blipFill>
+                    <a:blip r:embed="rId24"/>
+                    <a:stretch>
+                      <a:fillRect/>
+                    </a:stretch>
+                  </pic:blipFill>
+                  <pic:spPr>
+                    <a:xfrm>
+                      <a:off x="0" y="0"/>
+                      <a:ext cx="5731510" cy="4825365"/>
+                    </a:xfrm>
+                    <a:prstGeom prst="rect">
+                      <a:avLst/>
+                    </a:prstGeom>
+                  </pic:spPr>
+                </pic:pic>
+              </a:graphicData>
+            </a:graphic>
+          </wp:inline>
+        </w:drawing>
+      </w:r>
+    </w:p>
+    <w:p>
+      <w:pPr>
+        <w:rPr>
+          <w:b/>
+          <w:bCs/>
+          <w:sz w:val="32"/>
+          <w:szCs w:val="32"/>
+        </w:rPr>
+      </w:pPr>
+      <w:r>
+        <w:rPr>
+          <w:b/>
+          <w:bCs/>
+          <w:sz w:val="32"/>
+          <w:szCs w:val="32"/>
+        </w:rPr>
+        <w:drawing>
+          <wp:inline distT="0" distB="0" distL="0" distR="0" wp14:anchorId="0F641606" wp14:editId="0DAD8EA1">
+            <wp:extent cx="5258256" cy="472481"/>
+            <wp:effectExtent l="0" t="0" r="0" b="3810"/>
+            <wp:docPr id="897050704" name="Picture 1"/>
+            <wp:cNvGraphicFramePr>
+              <a:graphicFrameLocks xmlns:a="http://schemas.openxmlformats.org/drawingml/2006/main" noChangeAspect="1"/>
+            </wp:cNvGraphicFramePr>
+            <a:graphic xmlns:a="http://schemas.openxmlformats.org/drawingml/2006/main">
+              <a:graphicData uri="http://schemas.openxmlformats.org/drawingml/2006/picture">
+                <pic:pic xmlns:pic="http://schemas.openxmlformats.org/drawingml/2006/picture">
+                  <pic:nvPicPr>
+                    <pic:cNvPr id="897050704" name=""/>
+                    <pic:cNvPicPr/>
+                  </pic:nvPicPr>
+                  <pic:blipFill>
+                    <a:blip r:embed="rId25"/>
+                    <a:stretch>
+                      <a:fillRect/>
+                    </a:stretch>
+                  </pic:blipFill>
+                  <pic:spPr>
+                    <a:xfrm>
+                      <a:off x="0" y="0"/>
+                      <a:ext cx="5258256" cy="472481"/>
+                    </a:xfrm>
+                    <a:prstGeom prst="rect">
+                      <a:avLst/>
+                    </a:prstGeom>
+                  </pic:spPr>
+                </pic:pic>
+              </a:graphicData>
+            </a:graphic>
+          </wp:inline>
+        </w:drawing>
+      </w:r>
+    </w:p>
+    <w:p>
+      <w:pPr>
+        <w:rPr>
+          <w:b/>
+          <w:bCs/>
+          <w:sz w:val="32"/>
+          <w:szCs w:val="32"/>
+        </w:rPr>
+      </w:pPr>
+      <w:r>
+        <w:rPr>
+          <w:b/>
+          <w:bCs/>
+          <w:sz w:val="32"/>
+          <w:szCs w:val="32"/>
+        </w:rPr>
+        <w:drawing>
+          <wp:inline distT="0" distB="0" distL="0" distR="0" wp14:anchorId="0F48A2B6" wp14:editId="7ACC1E4D">
+            <wp:extent cx="5731510" cy="684530"/>
+            <wp:effectExtent l="0" t="0" r="2540" b="1270"/>
+            <wp:docPr id="1241445571" name="Picture 1"/>
+            <wp:cNvGraphicFramePr>
+              <a:graphicFrameLocks xmlns:a="http://schemas.openxmlformats.org/drawingml/2006/main" noChangeAspect="1"/>
+            </wp:cNvGraphicFramePr>
+            <a:graphic xmlns:a="http://schemas.openxmlformats.org/drawingml/2006/main">
+              <a:graphicData uri="http://schemas.openxmlformats.org/drawingml/2006/picture">
+                <pic:pic xmlns:pic="http://schemas.openxmlformats.org/drawingml/2006/picture">
+                  <pic:nvPicPr>
+                    <pic:cNvPr id="1241445571" name=""/>
+                    <pic:cNvPicPr/>
+                  </pic:nvPicPr>
+                  <pic:blipFill>
+                    <a:blip r:embed="rId26"/>
+                    <a:stretch>
+                      <a:fillRect/>
+                    </a:stretch>
+                  </pic:blipFill>
+                  <pic:spPr>
+                    <a:xfrm>
+                      <a:off x="0" y="0"/>
+                      <a:ext cx="5731510" cy="684530"/>
+                    </a:xfrm>
+                    <a:prstGeom prst="rect">
+                      <a:avLst/>
+                    </a:prstGeom>
+                  </pic:spPr>
+                </pic:pic>
+              </a:graphicData>
+            </a:graphic>
+          </wp:inline>
+        </w:drawing>
+      </w:r>
+    </w:p>
+    <w:p>
+      <w:pPr>
+        <w:rPr>
+          <w:b/>
+          <w:bCs/>
+          <w:sz w:val="32"/>
+          <w:szCs w:val="32"/>
+        </w:rPr>
+      </w:pPr>
+      <w:r>
+        <w:rPr>
+          <w:b/>
+          <w:bCs/>
+          <w:sz w:val="32"/>
+          <w:szCs w:val="32"/>
+        </w:rPr>
+        <w:t>What is means by this 0 0</w:t>
+      </w:r>
+    </w:p>
+    <w:p>
+      <w:pPr>
+        <w:rPr>
+          <w:b/>
+          <w:bCs/>
+          <w:sz w:val="32"/>
+          <w:szCs w:val="32"/>
+        </w:rPr>
+      </w:pPr>
+      <w:r>
+        <w:rPr>
+          <w:b/>
+          <w:bCs/>
+          <w:sz w:val="32"/>
+          <w:szCs w:val="32"/>
+        </w:rPr>
+        <w:t xml:space="preserve">Remember don’t give # partition mountpoint etc this is just an example </w:t>
+      </w:r>
+      <w:r>
+        <w:rPr>
+          <w:b/>
+          <w:bCs/>
+          <w:sz w:val="32"/>
+          <w:szCs w:val="32"/>
+        </w:rPr>
+        <w:t xml:space="preserve"> </w:t>
+      </w:r>
+    </w:p>
+    <w:p>
+      <w:pPr>
+        <w:rPr>
+          <w:b/>
+          <w:bCs/>
+          <w:sz w:val="32"/>
+          <w:szCs w:val="32"/>
+        </w:rPr>
+      </w:pPr>
+      <w:r>
+        <w:rPr>
+          <w:b/>
+          <w:bCs/>
+          <w:sz w:val="32"/>
+          <w:szCs w:val="32"/>
+        </w:rPr>
+        <w:lastRenderedPageBreak/>
+        <w:drawing>
+          <wp:inline distT="0" distB="0" distL="0" distR="0" wp14:anchorId="32B8B728" wp14:editId="735755FD">
+            <wp:extent cx="4892464" cy="3551228"/>
+            <wp:effectExtent l="0" t="0" r="3810" b="0"/>
+            <wp:docPr id="1891925479" name="Picture 1"/>
+            <wp:cNvGraphicFramePr>
+              <a:graphicFrameLocks xmlns:a="http://schemas.openxmlformats.org/drawingml/2006/main" noChangeAspect="1"/>
+            </wp:cNvGraphicFramePr>
+            <a:graphic xmlns:a="http://schemas.openxmlformats.org/drawingml/2006/main">
+              <a:graphicData uri="http://schemas.openxmlformats.org/drawingml/2006/picture">
+                <pic:pic xmlns:pic="http://schemas.openxmlformats.org/drawingml/2006/picture">
+                  <pic:nvPicPr>
+                    <pic:cNvPr id="1891925479" name=""/>
+                    <pic:cNvPicPr/>
+                  </pic:nvPicPr>
+                  <pic:blipFill>
+                    <a:blip r:embed="rId27"/>
+                    <a:stretch>
+                      <a:fillRect/>
+                    </a:stretch>
+                  </pic:blipFill>
+                  <pic:spPr>
+                    <a:xfrm>
+                      <a:off x="0" y="0"/>
+                      <a:ext cx="4892464" cy="3551228"/>
+                    </a:xfrm>
+                    <a:prstGeom prst="rect">
+                      <a:avLst/>
+                    </a:prstGeom>
+                  </pic:spPr>
+                </pic:pic>
+              </a:graphicData>
+            </a:graphic>
+          </wp:inline>
+        </w:drawing>
+      </w:r>
+    </w:p>
+    <w:p>
+      <w:pPr>
+        <w:rPr>
+          <w:b/>
+          <w:bCs/>
+          <w:sz w:val="32"/>
+          <w:szCs w:val="32"/>
+        </w:rPr>
+      </w:pPr>
+      <w:r>
+        <w:rPr>
+          <w:b/>
+          <w:bCs/>
+          <w:sz w:val="32"/>
+          <w:szCs w:val="32"/>
+        </w:rPr>
+        <w:t xml:space="preserve">Run </w:t>
+      </w:r>
+      <w:proofErr w:type="spellStart"/>
+      <w:r>
+        <w:rPr>
+          <w:b/>
+          <w:bCs/>
+          <w:sz w:val="32"/>
+          <w:szCs w:val="32"/>
+        </w:rPr>
+        <w:t>blkid</w:t>
+      </w:r>
+      <w:proofErr w:type="spellEnd"/>
+      <w:r>
+        <w:rPr>
+          <w:b/>
+          <w:bCs/>
+          <w:sz w:val="32"/>
+          <w:szCs w:val="32"/>
+        </w:rPr>
+        <w:t xml:space="preserve"> and get the UUID of the partition mounted on /music.</w:t>
+      </w:r>
+      <w:r>
+        <w:rPr>
+          <w:b/>
+          <w:bCs/>
+          <w:sz w:val="32"/>
+          <w:szCs w:val="32"/>
+        </w:rPr>
+        <w:br/>
+      </w:r>
+      <w:r>
+        <w:rPr>
+          <w:b/>
+          <w:bCs/>
+          <w:sz w:val="32"/>
+          <w:szCs w:val="32"/>
+        </w:rPr>
+        <w:br/>
+        <w:t>Then add it in /etc/</w:t>
+      </w:r>
+      <w:proofErr w:type="spellStart"/>
+      <w:r>
+        <w:rPr>
+          <w:b/>
+          <w:bCs/>
+          <w:sz w:val="32"/>
+          <w:szCs w:val="32"/>
+        </w:rPr>
+        <w:t>fstab</w:t>
+      </w:r>
+      <w:proofErr w:type="spellEnd"/>
+      <w:r>
+        <w:rPr>
+          <w:b/>
+          <w:bCs/>
+          <w:sz w:val="32"/>
+          <w:szCs w:val="32"/>
+        </w:rPr>
+        <w:t>:</w:t>
+      </w:r>
+      <w:r>
+        <w:rPr>
+          <w:b/>
+          <w:bCs/>
+          <w:sz w:val="32"/>
+          <w:szCs w:val="32"/>
+        </w:rPr>
+        <w:br/>
+      </w:r>
+      <w:r>
+        <w:rPr>
+          <w:b/>
+          <w:bCs/>
+          <w:sz w:val="32"/>
+          <w:szCs w:val="32"/>
+        </w:rPr>
+        <w:br/>
+        <w:t>UUID=7fa1ce11-3481-447c-b0b0-42ae194d2496 /music ext4 defaults 0 0</w:t>
+      </w:r>
+      <w:r>
+        <w:rPr>
+          <w:b/>
+          <w:bCs/>
+          <w:sz w:val="32"/>
+          <w:szCs w:val="32"/>
+        </w:rPr>
+        <w:t xml:space="preserve"> </w:t>
+      </w:r>
+    </w:p>
+    <w:p>
+      <w:pPr>
+        <w:rPr>
+          <w:b/>
+          <w:bCs/>
+          <w:sz w:val="32"/>
+          <w:szCs w:val="32"/>
+        </w:rPr>
+      </w:pPr>
+      <w:r>
+        <w:rPr>
+          <w:b/>
+          <w:bCs/>
+          <w:sz w:val="32"/>
+          <w:szCs w:val="32"/>
+        </w:rPr>
+        <w:drawing>
+          <wp:inline distT="0" distB="0" distL="0" distR="0" wp14:anchorId="6952D813" wp14:editId="2A384B7D">
+            <wp:extent cx="5143946" cy="1044030"/>
+            <wp:effectExtent l="0" t="0" r="0" b="3810"/>
+            <wp:docPr id="2052155256" name="Picture 1"/>
+            <wp:cNvGraphicFramePr>
+              <a:graphicFrameLocks xmlns:a="http://schemas.openxmlformats.org/drawingml/2006/main" noChangeAspect="1"/>
+            </wp:cNvGraphicFramePr>
+            <a:graphic xmlns:a="http://schemas.openxmlformats.org/drawingml/2006/main">
+              <a:graphicData uri="http://schemas.openxmlformats.org/drawingml/2006/picture">
+                <pic:pic xmlns:pic="http://schemas.openxmlformats.org/drawingml/2006/picture">
+                  <pic:nvPicPr>
+                    <pic:cNvPr id="2052155256" name=""/>
+                    <pic:cNvPicPr/>
+                  </pic:nvPicPr>
+                  <pic:blipFill>
+                    <a:blip r:embed="rId28"/>
+                    <a:stretch>
+                      <a:fillRect/>
+                    </a:stretch>
+                  </pic:blipFill>
+                  <pic:spPr>
+                    <a:xfrm>
+                      <a:off x="0" y="0"/>
+                      <a:ext cx="5143946" cy="1044030"/>
+                    </a:xfrm>
+                    <a:prstGeom prst="rect">
+                      <a:avLst/>
+                    </a:prstGeom>
+                  </pic:spPr>
+                </pic:pic>
+              </a:graphicData>
+            </a:graphic>
+          </wp:inline>
+        </w:drawing>
+      </w:r>
+    </w:p>
+    <w:p>
+      <w:pPr>
+        <w:rPr>
+          <w:b/>
+          <w:bCs/>
+          <w:sz w:val="32"/>
+          <w:szCs w:val="32"/>
+        </w:rPr>
+      </w:pPr>
+      <w:r>
+        <w:rPr>
+          <w:b/>
+          <w:bCs/>
+          <w:sz w:val="32"/>
+          <w:szCs w:val="32"/>
+        </w:rPr>
+        <w:t>1:13</w:t>
       </w:r>
     </w:p>
     <w:sectPr>
@@ -1097,6 +3618,56 @@
 </w:document>
 </file>
 
+<file path=word/endnotes.xml><?xml version="1.0" encoding="utf-8"?>
+<w:endnotes xmlns:wpc="http://schemas.microsoft.com/office/word/2010/wordprocessingCanvas" xmlns:cx="http://schemas.microsoft.com/office/drawing/2014/chartex" xmlns:cx1="http://schemas.microsoft.com/office/drawing/2015/9/8/chartex" xmlns:cx2="http://schemas.microsoft.com/office/drawing/2015/10/21/chartex" xmlns:cx3="http://schemas.microsoft.com/office/drawing/2016/5/9/chartex" xmlns:cx4="http://schemas.microsoft.com/office/drawing/2016/5/10/chartex" xmlns:cx5="http://schemas.microsoft.com/office/drawing/2016/5/11/chartex" xmlns:cx6="http://schemas.microsoft.com/office/drawing/2016/5/12/chartex" xmlns:cx7="http://schemas.microsoft.com/office/drawing/2016/5/13/chartex" xmlns:cx8="http://schemas.microsoft.com/office/drawing/2016/5/14/chartex" xmlns:mc="http://schemas.openxmlformats.org/markup-compatibility/2006" xmlns:aink="http://schemas.microsoft.com/office/drawing/2016/ink" xmlns:am3d="http://schemas.microsoft.com/office/drawing/2017/model3d" xmlns:o="urn:schemas-microsoft-com:office:office" xmlns:oel="http://schemas.microsoft.com/office/2019/extlst" xmlns:r="http://schemas.openxmlformats.org/officeDocument/2006/relationships" xmlns:m="http://schemas.openxmlformats.org/officeDocument/2006/math" xmlns:v="urn:schemas-microsoft-com:vml" xmlns:wp14="http://schemas.microsoft.com/office/word/2010/wordprocessingDrawing" xmlns:wp="http://schemas.openxmlformats.org/drawingml/2006/wordprocessingDrawing" xmlns:w10="urn:schemas-microsoft-com:office:word" xmlns:w="http://schemas.openxmlformats.org/wordprocessingml/2006/main" xmlns:w14="http://schemas.microsoft.com/office/word/2010/wordml" xmlns:w15="http://schemas.microsoft.com/office/word/2012/wordml" xmlns:w16cex="http://schemas.microsoft.com/office/word/2018/wordml/cex" xmlns:w16cid="http://schemas.microsoft.com/office/word/2016/wordml/cid" xmlns:w16="http://schemas.microsoft.com/office/word/2018/wordml" xmlns:w16du="http://schemas.microsoft.com/office/word/2023/wordml/word16du" xmlns:w16sdtdh="http://schemas.microsoft.com/office/word/2020/wordml/sdtdatahash" xmlns:w16sdtfl="http://schemas.microsoft.com/office/word/2024/wordml/sdtformatlock" xmlns:w16se="http://schemas.microsoft.com/office/word/2015/wordml/symex" xmlns:wpg="http://schemas.microsoft.com/office/word/2010/wordprocessingGroup" xmlns:wpi="http://schemas.microsoft.com/office/word/2010/wordprocessingInk" xmlns:wne="http://schemas.microsoft.com/office/word/2006/wordml" xmlns:wps="http://schemas.microsoft.com/office/word/2010/wordprocessingShape" mc:Ignorable="w14 w15 w16se w16cid w16 w16cex w16sdtdh w16sdtfl w16du wp14">
+  <w:endnote w:type="separator" w:id="-1">
+    <w:p>
+      <w:pPr>
+        <w:spacing w:after="0" w:line="240" w:lineRule="auto"/>
+      </w:pPr>
+      <w:r>
+        <w:separator/>
+      </w:r>
+    </w:p>
+  </w:endnote>
+  <w:endnote w:type="continuationSeparator" w:id="0">
+    <w:p>
+      <w:pPr>
+        <w:spacing w:after="0" w:line="240" w:lineRule="auto"/>
+      </w:pPr>
+      <w:r>
+        <w:continuationSeparator/>
+      </w:r>
+    </w:p>
+  </w:endnote>
+</w:endnotes>
+</file>
+
+<file path=word/footnotes.xml><?xml version="1.0" encoding="utf-8"?>
+<w:footnotes xmlns:wpc="http://schemas.microsoft.com/office/word/2010/wordprocessingCanvas" xmlns:cx="http://schemas.microsoft.com/office/drawing/2014/chartex" xmlns:cx1="http://schemas.microsoft.com/office/drawing/2015/9/8/chartex" xmlns:cx2="http://schemas.microsoft.com/office/drawing/2015/10/21/chartex" xmlns:cx3="http://schemas.microsoft.com/office/drawing/2016/5/9/chartex" xmlns:cx4="http://schemas.microsoft.com/office/drawing/2016/5/10/chartex" xmlns:cx5="http://schemas.microsoft.com/office/drawing/2016/5/11/chartex" xmlns:cx6="http://schemas.microsoft.com/office/drawing/2016/5/12/chartex" xmlns:cx7="http://schemas.microsoft.com/office/drawing/2016/5/13/chartex" xmlns:cx8="http://schemas.microsoft.com/office/drawing/2016/5/14/chartex" xmlns:mc="http://schemas.openxmlformats.org/markup-compatibility/2006" xmlns:aink="http://schemas.microsoft.com/office/drawing/2016/ink" xmlns:am3d="http://schemas.microsoft.com/office/drawing/2017/model3d" xmlns:o="urn:schemas-microsoft-com:office:office" xmlns:oel="http://schemas.microsoft.com/office/2019/extlst" xmlns:r="http://schemas.openxmlformats.org/officeDocument/2006/relationships" xmlns:m="http://schemas.openxmlformats.org/officeDocument/2006/math" xmlns:v="urn:schemas-microsoft-com:vml" xmlns:wp14="http://schemas.microsoft.com/office/word/2010/wordprocessingDrawing" xmlns:wp="http://schemas.openxmlformats.org/drawingml/2006/wordprocessingDrawing" xmlns:w10="urn:schemas-microsoft-com:office:word" xmlns:w="http://schemas.openxmlformats.org/wordprocessingml/2006/main" xmlns:w14="http://schemas.microsoft.com/office/word/2010/wordml" xmlns:w15="http://schemas.microsoft.com/office/word/2012/wordml" xmlns:w16cex="http://schemas.microsoft.com/office/word/2018/wordml/cex" xmlns:w16cid="http://schemas.microsoft.com/office/word/2016/wordml/cid" xmlns:w16="http://schemas.microsoft.com/office/word/2018/wordml" xmlns:w16du="http://schemas.microsoft.com/office/word/2023/wordml/word16du" xmlns:w16sdtdh="http://schemas.microsoft.com/office/word/2020/wordml/sdtdatahash" xmlns:w16sdtfl="http://schemas.microsoft.com/office/word/2024/wordml/sdtformatlock" xmlns:w16se="http://schemas.microsoft.com/office/word/2015/wordml/symex" xmlns:wpg="http://schemas.microsoft.com/office/word/2010/wordprocessingGroup" xmlns:wpi="http://schemas.microsoft.com/office/word/2010/wordprocessingInk" xmlns:wne="http://schemas.microsoft.com/office/word/2006/wordml" xmlns:wps="http://schemas.microsoft.com/office/word/2010/wordprocessingShape" mc:Ignorable="w14 w15 w16se w16cid w16 w16cex w16sdtdh w16sdtfl w16du wp14">
+  <w:footnote w:type="separator" w:id="-1">
+    <w:p>
+      <w:pPr>
+        <w:spacing w:after="0" w:line="240" w:lineRule="auto"/>
+      </w:pPr>
+      <w:r>
+        <w:separator/>
+      </w:r>
+    </w:p>
+  </w:footnote>
+  <w:footnote w:type="continuationSeparator" w:id="0">
+    <w:p>
+      <w:pPr>
+        <w:spacing w:after="0" w:line="240" w:lineRule="auto"/>
+      </w:pPr>
+      <w:r>
+        <w:continuationSeparator/>
+      </w:r>
+    </w:p>
+  </w:footnote>
+</w:footnotes>
+</file>
+
 <file path=word/numbering.xml><?xml version="1.0" encoding="utf-8"?>
 <w:numbering xmlns:wpc="http://schemas.microsoft.com/office/word/2010/wordprocessingCanvas" xmlns:cx="http://schemas.microsoft.com/office/drawing/2014/chartex" xmlns:cx1="http://schemas.microsoft.com/office/drawing/2015/9/8/chartex" xmlns:cx2="http://schemas.microsoft.com/office/drawing/2015/10/21/chartex" xmlns:cx3="http://schemas.microsoft.com/office/drawing/2016/5/9/chartex" xmlns:cx4="http://schemas.microsoft.com/office/drawing/2016/5/10/chartex" xmlns:cx5="http://schemas.microsoft.com/office/drawing/2016/5/11/chartex" xmlns:cx6="http://schemas.microsoft.com/office/drawing/2016/5/12/chartex" xmlns:cx7="http://schemas.microsoft.com/office/drawing/2016/5/13/chartex" xmlns:cx8="http://schemas.microsoft.com/office/drawing/2016/5/14/chartex" xmlns:mc="http://schemas.openxmlformats.org/markup-compatibility/2006" xmlns:aink="http://schemas.microsoft.com/office/drawing/2016/ink" xmlns:am3d="http://schemas.microsoft.com/office/drawing/2017/model3d" xmlns:o="urn:schemas-microsoft-com:office:office" xmlns:oel="http://schemas.microsoft.com/office/2019/extlst" xmlns:r="http://schemas.openxmlformats.org/officeDocument/2006/relationships" xmlns:m="http://schemas.openxmlformats.org/officeDocument/2006/math" xmlns:v="urn:schemas-microsoft-com:vml" xmlns:wp14="http://schemas.microsoft.com/office/word/2010/wordprocessingDrawing" xmlns:wp="http://schemas.openxmlformats.org/drawingml/2006/wordprocessingDrawing" xmlns:w10="urn:schemas-microsoft-com:office:word" xmlns:w="http://schemas.openxmlformats.org/wordprocessingml/2006/main" xmlns:w14="http://schemas.microsoft.com/office/word/2010/wordml" xmlns:w15="http://schemas.microsoft.com/office/word/2012/wordml" xmlns:w16cex="http://schemas.microsoft.com/office/word/2018/wordml/cex" xmlns:w16cid="http://schemas.microsoft.com/office/word/2016/wordml/cid" xmlns:w16="http://schemas.microsoft.com/office/word/2018/wordml" xmlns:w16du="http://schemas.microsoft.com/office/word/2023/wordml/word16du" xmlns:w16sdtdh="http://schemas.microsoft.com/office/word/2020/wordml/sdtdatahash" xmlns:w16sdtfl="http://schemas.microsoft.com/office/word/2024/wordml/sdtformatlock" xmlns:w16se="http://schemas.microsoft.com/office/word/2015/wordml/symex" xmlns:wpg="http://schemas.microsoft.com/office/word/2010/wordprocessingGroup" xmlns:wpi="http://schemas.microsoft.com/office/word/2010/wordprocessingInk" xmlns:wne="http://schemas.microsoft.com/office/word/2006/wordml" xmlns:wps="http://schemas.microsoft.com/office/word/2010/wordprocessingShape" mc:Ignorable="w14 w15 w16se w16cid w16 w16cex w16sdtdh w16sdtfl w16du wp14">
   <w:abstractNum w:abstractNumId="0" w15:restartNumberingAfterBreak="0">
@@ -2550,6 +5121,119 @@
       <w:rPr>
         <w:rFonts w:ascii="Wingdings" w:hAnsi="Wingdings" w:hint="default"/>
         <w:sz w:val="20"/>
+      </w:rPr>
+    </w:lvl>
+  </w:abstractNum>
+  <w:abstractNum w:abstractNumId="10" w15:restartNumberingAfterBreak="0">
+    <w:nsid w:val="7F6631D8"/>
+    <w:multiLevelType w:val="hybridMultilevel"/>
+    <w:tmpl w:val="CFDE0D42"/>
+    <w:lvl w:ilvl="0" w:tplc="40090001">
+      <w:start w:val="1"/>
+      <w:numFmt w:val="bullet"/>
+      <w:lvlText w:val=""/>
+      <w:lvlJc w:val="left"/>
+      <w:pPr>
+        <w:ind w:left="720" w:hanging="360"/>
+      </w:pPr>
+      <w:rPr>
+        <w:rFonts w:ascii="Symbol" w:hAnsi="Symbol" w:hint="default"/>
+      </w:rPr>
+    </w:lvl>
+    <w:lvl w:ilvl="1" w:tplc="40090003" w:tentative="1">
+      <w:start w:val="1"/>
+      <w:numFmt w:val="bullet"/>
+      <w:lvlText w:val="o"/>
+      <w:lvlJc w:val="left"/>
+      <w:pPr>
+        <w:ind w:left="1440" w:hanging="360"/>
+      </w:pPr>
+      <w:rPr>
+        <w:rFonts w:ascii="Courier New" w:hAnsi="Courier New" w:cs="Courier New" w:hint="default"/>
+      </w:rPr>
+    </w:lvl>
+    <w:lvl w:ilvl="2" w:tplc="40090005" w:tentative="1">
+      <w:start w:val="1"/>
+      <w:numFmt w:val="bullet"/>
+      <w:lvlText w:val=""/>
+      <w:lvlJc w:val="left"/>
+      <w:pPr>
+        <w:ind w:left="2160" w:hanging="360"/>
+      </w:pPr>
+      <w:rPr>
+        <w:rFonts w:ascii="Wingdings" w:hAnsi="Wingdings" w:hint="default"/>
+      </w:rPr>
+    </w:lvl>
+    <w:lvl w:ilvl="3" w:tplc="40090001" w:tentative="1">
+      <w:start w:val="1"/>
+      <w:numFmt w:val="bullet"/>
+      <w:lvlText w:val=""/>
+      <w:lvlJc w:val="left"/>
+      <w:pPr>
+        <w:ind w:left="2880" w:hanging="360"/>
+      </w:pPr>
+      <w:rPr>
+        <w:rFonts w:ascii="Symbol" w:hAnsi="Symbol" w:hint="default"/>
+      </w:rPr>
+    </w:lvl>
+    <w:lvl w:ilvl="4" w:tplc="40090003" w:tentative="1">
+      <w:start w:val="1"/>
+      <w:numFmt w:val="bullet"/>
+      <w:lvlText w:val="o"/>
+      <w:lvlJc w:val="left"/>
+      <w:pPr>
+        <w:ind w:left="3600" w:hanging="360"/>
+      </w:pPr>
+      <w:rPr>
+        <w:rFonts w:ascii="Courier New" w:hAnsi="Courier New" w:cs="Courier New" w:hint="default"/>
+      </w:rPr>
+    </w:lvl>
+    <w:lvl w:ilvl="5" w:tplc="40090005" w:tentative="1">
+      <w:start w:val="1"/>
+      <w:numFmt w:val="bullet"/>
+      <w:lvlText w:val=""/>
+      <w:lvlJc w:val="left"/>
+      <w:pPr>
+        <w:ind w:left="4320" w:hanging="360"/>
+      </w:pPr>
+      <w:rPr>
+        <w:rFonts w:ascii="Wingdings" w:hAnsi="Wingdings" w:hint="default"/>
+      </w:rPr>
+    </w:lvl>
+    <w:lvl w:ilvl="6" w:tplc="40090001" w:tentative="1">
+      <w:start w:val="1"/>
+      <w:numFmt w:val="bullet"/>
+      <w:lvlText w:val=""/>
+      <w:lvlJc w:val="left"/>
+      <w:pPr>
+        <w:ind w:left="5040" w:hanging="360"/>
+      </w:pPr>
+      <w:rPr>
+        <w:rFonts w:ascii="Symbol" w:hAnsi="Symbol" w:hint="default"/>
+      </w:rPr>
+    </w:lvl>
+    <w:lvl w:ilvl="7" w:tplc="40090003" w:tentative="1">
+      <w:start w:val="1"/>
+      <w:numFmt w:val="bullet"/>
+      <w:lvlText w:val="o"/>
+      <w:lvlJc w:val="left"/>
+      <w:pPr>
+        <w:ind w:left="5760" w:hanging="360"/>
+      </w:pPr>
+      <w:rPr>
+        <w:rFonts w:ascii="Courier New" w:hAnsi="Courier New" w:cs="Courier New" w:hint="default"/>
+      </w:rPr>
+    </w:lvl>
+    <w:lvl w:ilvl="8" w:tplc="40090005" w:tentative="1">
+      <w:start w:val="1"/>
+      <w:numFmt w:val="bullet"/>
+      <w:lvlText w:val=""/>
+      <w:lvlJc w:val="left"/>
+      <w:pPr>
+        <w:ind w:left="6480" w:hanging="360"/>
+      </w:pPr>
+      <w:rPr>
+        <w:rFonts w:ascii="Wingdings" w:hAnsi="Wingdings" w:hint="default"/>
       </w:rPr>
     </w:lvl>
   </w:abstractNum>
@@ -2582,6 +5266,9 @@
   </w:num>
   <w:num w:numId="10" w16cid:durableId="1705639960">
     <w:abstractNumId w:val="7"/>
+  </w:num>
+  <w:num w:numId="11" w16cid:durableId="1681279170">
+    <w:abstractNumId w:val="10"/>
   </w:num>
 </w:numbering>
 </file>
@@ -3502,6 +6189,50 @@
       <w:spacing w:val="5"/>
     </w:rPr>
   </w:style>
+  <w:style w:type="paragraph" w:styleId="Header">
+    <w:name w:val="header"/>
+    <w:basedOn w:val="Normal"/>
+    <w:link w:val="HeaderChar"/>
+    <w:uiPriority w:val="99"/>
+    <w:unhideWhenUsed/>
+    <w:rsid w:val="00A62CEA"/>
+    <w:pPr>
+      <w:tabs>
+        <w:tab w:val="center" w:pos="4513"/>
+        <w:tab w:val="right" w:pos="9026"/>
+      </w:tabs>
+      <w:spacing w:after="0" w:line="240" w:lineRule="auto"/>
+    </w:pPr>
+  </w:style>
+  <w:style w:type="character" w:customStyle="1" w:styleId="HeaderChar">
+    <w:name w:val="Header Char"/>
+    <w:basedOn w:val="DefaultParagraphFont"/>
+    <w:link w:val="Header"/>
+    <w:uiPriority w:val="99"/>
+    <w:rsid w:val="00A62CEA"/>
+  </w:style>
+  <w:style w:type="paragraph" w:styleId="Footer">
+    <w:name w:val="footer"/>
+    <w:basedOn w:val="Normal"/>
+    <w:link w:val="FooterChar"/>
+    <w:uiPriority w:val="99"/>
+    <w:unhideWhenUsed/>
+    <w:rsid w:val="00A62CEA"/>
+    <w:pPr>
+      <w:tabs>
+        <w:tab w:val="center" w:pos="4513"/>
+        <w:tab w:val="right" w:pos="9026"/>
+      </w:tabs>
+      <w:spacing w:after="0" w:line="240" w:lineRule="auto"/>
+    </w:pPr>
+  </w:style>
+  <w:style w:type="character" w:customStyle="1" w:styleId="FooterChar">
+    <w:name w:val="Footer Char"/>
+    <w:basedOn w:val="DefaultParagraphFont"/>
+    <w:link w:val="Footer"/>
+    <w:uiPriority w:val="99"/>
+    <w:rsid w:val="00A62CEA"/>
+  </w:style>
 </w:styles>
 </file>
 
